--- a/public/downloads/cb-en-check-endline.docx
+++ b/public/downloads/cb-en-check-endline.docx
@@ -2223,7 +2223,7 @@
           <w:sz w:val="28"/>
           <w:szCs w:val="28"/>
         </w:rPr>
-        <w:t xml:space="preserve">2.1 — Write your name (3 marks)</w:t>
+        <w:t xml:space="preserve">2.1 — Write your name (2 marks)</w:t>
       </w:r>
     </w:p>
     <w:p>
@@ -2252,7 +2252,7 @@
           <w:sz w:val="28"/>
           <w:szCs w:val="28"/>
         </w:rPr>
-        <w:t xml:space="preserve">2.2 — Copy this and finish it (4 marks)</w:t>
+        <w:t xml:space="preserve">2.2 — Copy this and finish it (3 marks)</w:t>
       </w:r>
     </w:p>
     <w:p>
@@ -2294,7 +2294,7 @@
           <w:sz w:val="28"/>
           <w:szCs w:val="28"/>
         </w:rPr>
-        <w:t xml:space="preserve">2.3 — Fill in the form (6 marks)</w:t>
+        <w:t xml:space="preserve">2.3 — Fill in the form (4 marks)</w:t>
       </w:r>
     </w:p>
     <w:tbl>
@@ -2746,7 +2746,7 @@
           <w:sz w:val="28"/>
           <w:szCs w:val="28"/>
         </w:rPr>
-        <w:t xml:space="preserve">2.4 — Five sentences about you (4 marks)</w:t>
+        <w:t xml:space="preserve">2.4 — Five sentences about you (3 marks)</w:t>
       </w:r>
     </w:p>
     <w:p>
@@ -2799,7 +2799,7 @@
           <w:sz w:val="28"/>
           <w:szCs w:val="28"/>
         </w:rPr>
-        <w:t xml:space="preserve">2.5 — A note to your teacher (6 marks)</w:t>
+        <w:t xml:space="preserve">2.5 — A note to your teacher (4 marks)</w:t>
       </w:r>
     </w:p>
     <w:p>
@@ -2852,7 +2852,7 @@
           <w:sz w:val="28"/>
           <w:szCs w:val="28"/>
         </w:rPr>
-        <w:t xml:space="preserve">2.6 — A letter (7 marks)</w:t>
+        <w:t xml:space="preserve">2.6 — A letter (4 marks)</w:t>
       </w:r>
     </w:p>
     <w:p>
@@ -2900,7 +2900,7 @@
           <w:sz w:val="24"/>
           <w:szCs w:val="24"/>
         </w:rPr>
-        <w:t xml:space="preserve">Write 100–120 words.</w:t>
+        <w:t xml:space="preserve">Write about 80 words.</w:t>
       </w:r>
     </w:p>
     <w:p>
@@ -2912,7 +2912,7 @@
           <w:sz w:val="24"/>
           <w:szCs w:val="24"/>
         </w:rPr>
-        <w:t xml:space="preserve">(Fourteen ruled lines)</w:t>
+        <w:t xml:space="preserve">(Ten ruled lines)</w:t>
       </w:r>
     </w:p>
     <w:p>

--- a/public/downloads/cb-en-check-endline.docx
+++ b/public/downloads/cb-en-check-endline.docx
@@ -885,14 +885,50 @@
     </w:p>
     <w:p>
       <w:pPr>
-        <w:spacing w:after="140" w:before="0" w:line="320"/>
+        <w:spacing w:after="170" w:before="0" w:line="330"/>
       </w:pPr>
       <w:r>
         <w:rPr>
           <w:sz w:val="24"/>
           <w:szCs w:val="24"/>
         </w:rPr>
-        <w:t xml:space="preserve">1. rice · fish · bread · school 2. one · two · book · three 3. morning · evening · night · water 4. mother · brother · market · sister</w:t>
+        <w:t xml:space="preserve">1. rice · fish · bread · school</w:t>
+      </w:r>
+    </w:p>
+    <w:p>
+      <w:pPr>
+        <w:spacing w:after="170" w:before="0" w:line="330"/>
+      </w:pPr>
+      <w:r>
+        <w:rPr>
+          <w:sz w:val="24"/>
+          <w:szCs w:val="24"/>
+        </w:rPr>
+        <w:t xml:space="preserve">2. one · two · book · three</w:t>
+      </w:r>
+    </w:p>
+    <w:p>
+      <w:pPr>
+        <w:spacing w:after="170" w:before="0" w:line="330"/>
+      </w:pPr>
+      <w:r>
+        <w:rPr>
+          <w:sz w:val="24"/>
+          <w:szCs w:val="24"/>
+        </w:rPr>
+        <w:t xml:space="preserve">3. morning · evening · night · water</w:t>
+      </w:r>
+    </w:p>
+    <w:p>
+      <w:pPr>
+        <w:spacing w:after="170" w:before="0" w:line="330"/>
+      </w:pPr>
+      <w:r>
+        <w:rPr>
+          <w:sz w:val="24"/>
+          <w:szCs w:val="24"/>
+        </w:rPr>
+        <w:t xml:space="preserve">4. mother · brother · market · sister</w:t>
       </w:r>
     </w:p>
     <w:p>
@@ -1281,19 +1317,112 @@
           <w:sz w:val="24"/>
           <w:szCs w:val="24"/>
         </w:rPr>
-        <w:t xml:space="preserve">Write one word from the box in each gap. There are three words you will not use. help · cook · study · walk · buy · listen · wait</w:t>
-      </w:r>
-    </w:p>
-    <w:p>
-      <w:pPr>
-        <w:spacing w:after="140" w:before="0" w:line="320"/>
+        <w:t xml:space="preserve">Write one word from the box in each gap. There are three words you will not use.</w:t>
+      </w:r>
+    </w:p>
+    <w:tbl>
+      <w:tblPr>
+        <w:tblW w:type="pct" w:w="100%"/>
+        <w:tblBorders>
+          <w:top w:val="single" w:color="B9B3A6" w:sz="2"/>
+          <w:left w:val="single" w:color="B9B3A6" w:sz="2"/>
+          <w:bottom w:val="single" w:color="B9B3A6" w:sz="2"/>
+          <w:right w:val="single" w:color="B9B3A6" w:sz="2"/>
+          <w:insideH w:val="single" w:color="B9B3A6" w:sz="2"/>
+          <w:insideV w:val="single" w:color="B9B3A6" w:sz="2"/>
+        </w:tblBorders>
+      </w:tblPr>
+      <w:tblGrid>
+        <w:gridCol w:w="9070"/>
+      </w:tblGrid>
+      <w:tr>
+        <w:tc>
+          <w:tcPr>
+            <w:tcW w:type="dxa" w:w="9070"/>
+            <w:shd w:fill="EDEBE6"/>
+            <w:tcMar>
+              <w:top w:type="dxa" w:w="200"/>
+              <w:left w:type="dxa" w:w="240"/>
+              <w:bottom w:type="dxa" w:w="200"/>
+              <w:right w:type="dxa" w:w="220"/>
+            </w:tcMar>
+          </w:tcPr>
+          <w:p>
+            <w:pPr>
+              <w:spacing w:after="0" w:line="360"/>
+              <w:jc w:val="center"/>
+            </w:pPr>
+            <w:r>
+              <w:rPr>
+                <w:b/>
+                <w:bCs/>
+                <w:sz w:val="28"/>
+                <w:szCs w:val="28"/>
+              </w:rPr>
+              <w:t xml:space="preserve">help · cook · study · walk · buy · listen · wait</w:t>
+            </w:r>
+          </w:p>
+        </w:tc>
+      </w:tr>
+    </w:tbl>
+    <w:p>
+      <w:pPr>
+        <w:spacing w:after="160" w:before="0" w:line="300"/>
+      </w:pPr>
+      <w:r>
+        <w:rPr>
+          <w:sz w:val="22"/>
+          <w:szCs w:val="22"/>
+        </w:rPr>
+        <w:t xml:space="preserve"/>
+      </w:r>
+    </w:p>
+    <w:p>
+      <w:pPr>
+        <w:spacing w:after="170" w:before="0" w:line="330"/>
       </w:pPr>
       <w:r>
         <w:rPr>
           <w:sz w:val="24"/>
           <w:szCs w:val="24"/>
         </w:rPr>
-        <w:t xml:space="preserve">1. In the afternoon I ________ my mother at home. 2. I ________ to the market with my sister. 3. In the evening I ________ my English book. 4. We ________ rice on the fire.</w:t>
+        <w:t xml:space="preserve">1. In the afternoon I ________ my mother at home.</w:t>
+      </w:r>
+    </w:p>
+    <w:p>
+      <w:pPr>
+        <w:spacing w:after="170" w:before="0" w:line="330"/>
+      </w:pPr>
+      <w:r>
+        <w:rPr>
+          <w:sz w:val="24"/>
+          <w:szCs w:val="24"/>
+        </w:rPr>
+        <w:t xml:space="preserve">2. I ________ to the market with my sister.</w:t>
+      </w:r>
+    </w:p>
+    <w:p>
+      <w:pPr>
+        <w:spacing w:after="170" w:before="0" w:line="330"/>
+      </w:pPr>
+      <w:r>
+        <w:rPr>
+          <w:sz w:val="24"/>
+          <w:szCs w:val="24"/>
+        </w:rPr>
+        <w:t xml:space="preserve">3. In the evening I ________ my English book.</w:t>
+      </w:r>
+    </w:p>
+    <w:p>
+      <w:pPr>
+        <w:spacing w:after="170" w:before="0" w:line="330"/>
+      </w:pPr>
+      <w:r>
+        <w:rPr>
+          <w:sz w:val="24"/>
+          <w:szCs w:val="24"/>
+        </w:rPr>
+        <w:t xml:space="preserve">4. We ________ rice on the fire.</w:t>
       </w:r>
     </w:p>
     <w:p>
@@ -1313,28 +1442,82 @@
         <w:t xml:space="preserve">1.6 — About Karim (2 marks)</w:t>
       </w:r>
     </w:p>
-    <w:p>
-      <w:pPr>
-        <w:spacing w:after="140" w:before="0" w:line="320"/>
+    <w:tbl>
+      <w:tblPr>
+        <w:tblW w:type="pct" w:w="100%"/>
+        <w:tblBorders>
+          <w:top w:val="single" w:color="B9B3A6" w:sz="2"/>
+          <w:left w:val="single" w:color="B9B3A6" w:sz="2"/>
+          <w:bottom w:val="single" w:color="B9B3A6" w:sz="2"/>
+          <w:right w:val="single" w:color="B9B3A6" w:sz="2"/>
+          <w:insideH w:val="single" w:color="B9B3A6" w:sz="2"/>
+          <w:insideV w:val="single" w:color="B9B3A6" w:sz="2"/>
+        </w:tblBorders>
+      </w:tblPr>
+      <w:tblGrid>
+        <w:gridCol w:w="9070"/>
+      </w:tblGrid>
+      <w:tr>
+        <w:tc>
+          <w:tcPr>
+            <w:tcW w:type="dxa" w:w="9070"/>
+            <w:shd w:fill="EDEBE6"/>
+            <w:tcMar>
+              <w:top w:type="dxa" w:w="200"/>
+              <w:left w:type="dxa" w:w="240"/>
+              <w:bottom w:type="dxa" w:w="200"/>
+              <w:right w:type="dxa" w:w="220"/>
+            </w:tcMar>
+          </w:tcPr>
+          <w:p>
+            <w:pPr>
+              <w:spacing w:after="0" w:before="0" w:line="340"/>
+            </w:pPr>
+            <w:r>
+              <w:rPr>
+                <w:sz w:val="24"/>
+                <w:szCs w:val="24"/>
+              </w:rPr>
+              <w:t xml:space="preserve">My name is Karim. I am nineteen years old. I live in Camp 4 with my father and my sister. I go to the learning centre in the morning. I like football and English.</w:t>
+            </w:r>
+          </w:p>
+        </w:tc>
+      </w:tr>
+    </w:tbl>
+    <w:p>
+      <w:pPr>
+        <w:spacing w:after="160" w:before="0" w:line="300"/>
+      </w:pPr>
+      <w:r>
+        <w:rPr>
+          <w:sz w:val="22"/>
+          <w:szCs w:val="22"/>
+        </w:rPr>
+        <w:t xml:space="preserve"/>
+      </w:r>
+    </w:p>
+    <w:p>
+      <w:pPr>
+        <w:spacing w:after="170" w:before="0" w:line="330"/>
       </w:pPr>
       <w:r>
         <w:rPr>
           <w:sz w:val="24"/>
           <w:szCs w:val="24"/>
         </w:rPr>
-        <w:t xml:space="preserve">My name is Karim. I am nineteen years old. I live in Camp 4 with my father and my sister. I go to the learning centre in the morning. I like football and English.</w:t>
-      </w:r>
-    </w:p>
-    <w:p>
-      <w:pPr>
-        <w:spacing w:after="140" w:before="0" w:line="320"/>
+        <w:t xml:space="preserve">1. How old is Karim? ________</w:t>
+      </w:r>
+    </w:p>
+    <w:p>
+      <w:pPr>
+        <w:spacing w:after="170" w:before="0" w:line="330"/>
       </w:pPr>
       <w:r>
         <w:rPr>
           <w:sz w:val="24"/>
           <w:szCs w:val="24"/>
         </w:rPr>
-        <w:t xml:space="preserve">1. How old is Karim? ________ 2. Who does Karim live with? ________________________</w:t>
+        <w:t xml:space="preserve">2. Who does Karim live with? ________________________</w:t>
       </w:r>
     </w:p>
     <w:p>
@@ -1354,28 +1537,94 @@
         <w:t xml:space="preserve">1.7 — A message (3 marks)</w:t>
       </w:r>
     </w:p>
-    <w:p>
-      <w:pPr>
-        <w:spacing w:after="140" w:before="0" w:line="320"/>
+    <w:tbl>
+      <w:tblPr>
+        <w:tblW w:type="pct" w:w="100%"/>
+        <w:tblBorders>
+          <w:top w:val="single" w:color="B9B3A6" w:sz="2"/>
+          <w:left w:val="single" w:color="B9B3A6" w:sz="2"/>
+          <w:bottom w:val="single" w:color="B9B3A6" w:sz="2"/>
+          <w:right w:val="single" w:color="B9B3A6" w:sz="2"/>
+          <w:insideH w:val="single" w:color="B9B3A6" w:sz="2"/>
+          <w:insideV w:val="single" w:color="B9B3A6" w:sz="2"/>
+        </w:tblBorders>
+      </w:tblPr>
+      <w:tblGrid>
+        <w:gridCol w:w="9070"/>
+      </w:tblGrid>
+      <w:tr>
+        <w:tc>
+          <w:tcPr>
+            <w:tcW w:type="dxa" w:w="9070"/>
+            <w:shd w:fill="EDEBE6"/>
+            <w:tcMar>
+              <w:top w:type="dxa" w:w="200"/>
+              <w:left w:type="dxa" w:w="240"/>
+              <w:bottom w:type="dxa" w:w="200"/>
+              <w:right w:type="dxa" w:w="220"/>
+            </w:tcMar>
+          </w:tcPr>
+          <w:p>
+            <w:pPr>
+              <w:spacing w:after="0" w:before="0" w:line="340"/>
+            </w:pPr>
+            <w:r>
+              <w:rPr>
+                <w:sz w:val="24"/>
+                <w:szCs w:val="24"/>
+              </w:rPr>
+              <w:t xml:space="preserve">Hello Karim. I am going to the health post at 10 o'clock tomorrow. Can you come with me? My brother is busy. Please answer me. — Ayub</w:t>
+            </w:r>
+          </w:p>
+        </w:tc>
+      </w:tr>
+    </w:tbl>
+    <w:p>
+      <w:pPr>
+        <w:spacing w:after="160" w:before="0" w:line="300"/>
+      </w:pPr>
+      <w:r>
+        <w:rPr>
+          <w:sz w:val="22"/>
+          <w:szCs w:val="22"/>
+        </w:rPr>
+        <w:t xml:space="preserve"/>
+      </w:r>
+    </w:p>
+    <w:p>
+      <w:pPr>
+        <w:spacing w:after="170" w:before="0" w:line="330"/>
       </w:pPr>
       <w:r>
         <w:rPr>
           <w:sz w:val="24"/>
           <w:szCs w:val="24"/>
         </w:rPr>
-        <w:t xml:space="preserve">Hello Karim. I am going to the health post at 10 o'clock tomorrow. Can you come with me? My brother is busy. Please answer me. — Ayub</w:t>
-      </w:r>
-    </w:p>
-    <w:p>
-      <w:pPr>
-        <w:spacing w:after="140" w:before="0" w:line="320"/>
+        <w:t xml:space="preserve">1. Who wrote this message? ________</w:t>
+      </w:r>
+    </w:p>
+    <w:p>
+      <w:pPr>
+        <w:spacing w:after="170" w:before="0" w:line="330"/>
       </w:pPr>
       <w:r>
         <w:rPr>
           <w:sz w:val="24"/>
           <w:szCs w:val="24"/>
         </w:rPr>
-        <w:t xml:space="preserve">1. Who wrote this message? ________ 2. What time is Ayub going? ________ 3. Who is busy? ________</w:t>
+        <w:t xml:space="preserve">2. What time is Ayub going? ________</w:t>
+      </w:r>
+    </w:p>
+    <w:p>
+      <w:pPr>
+        <w:spacing w:after="170" w:before="0" w:line="330"/>
+      </w:pPr>
+      <w:r>
+        <w:rPr>
+          <w:sz w:val="24"/>
+          <w:szCs w:val="24"/>
+        </w:rPr>
+        <w:t xml:space="preserve">3. Who is busy? ________</w:t>
       </w:r>
     </w:p>
     <w:p>
@@ -1395,52 +1644,146 @@
         <w:t xml:space="preserve">1.8 — A notice (4 marks)</w:t>
       </w:r>
     </w:p>
-    <w:p>
-      <w:pPr>
-        <w:spacing w:after="140" w:before="0" w:line="320"/>
+    <w:tbl>
+      <w:tblPr>
+        <w:tblW w:type="pct" w:w="100%"/>
+        <w:tblBorders>
+          <w:top w:val="single" w:color="B9B3A6" w:sz="2"/>
+          <w:left w:val="single" w:color="B9B3A6" w:sz="2"/>
+          <w:bottom w:val="single" w:color="B9B3A6" w:sz="2"/>
+          <w:right w:val="single" w:color="B9B3A6" w:sz="2"/>
+          <w:insideH w:val="single" w:color="B9B3A6" w:sz="2"/>
+          <w:insideV w:val="single" w:color="B9B3A6" w:sz="2"/>
+        </w:tblBorders>
+      </w:tblPr>
+      <w:tblGrid>
+        <w:gridCol w:w="9070"/>
+      </w:tblGrid>
+      <w:tr>
+        <w:tc>
+          <w:tcPr>
+            <w:tcW w:type="dxa" w:w="9070"/>
+            <w:shd w:fill="EDEBE6"/>
+            <w:tcMar>
+              <w:top w:type="dxa" w:w="200"/>
+              <w:left w:type="dxa" w:w="240"/>
+              <w:bottom w:type="dxa" w:w="200"/>
+              <w:right w:type="dxa" w:w="220"/>
+            </w:tcMar>
+          </w:tcPr>
+          <w:p>
+            <w:pPr>
+              <w:spacing w:after="170"/>
+            </w:pPr>
+            <w:r>
+              <w:rPr>
+                <w:b/>
+                <w:bCs/>
+                <w:color w:val="1F3A5F"/>
+                <w:spacing w:val="20"/>
+                <w:sz w:val="21"/>
+                <w:szCs w:val="21"/>
+              </w:rPr>
+              <w:t xml:space="preserve">LEARNING CENTRE — NOTICE</w:t>
+            </w:r>
+          </w:p>
+          <w:p>
+            <w:pPr>
+              <w:spacing w:after="0" w:before="0" w:line="340"/>
+            </w:pPr>
+            <w:r>
+              <w:rPr>
+                <w:sz w:val="24"/>
+                <w:szCs w:val="24"/>
+              </w:rPr>
+              <w:t xml:space="preserve">The centre is open from Sunday to Thursday. Classes begin at 8 o'clock in the morning and end at 11 o'clock. The centre is closed on Friday. Maths class is on Sunday and Tuesday. If you are ill, please send a message to your teacher. When the wind is strong, classes may finish early. Please do not wait inside.</w:t>
+            </w:r>
+          </w:p>
+        </w:tc>
+      </w:tr>
+    </w:tbl>
+    <w:p>
+      <w:pPr>
+        <w:spacing w:after="160" w:before="0" w:line="300"/>
+      </w:pPr>
+      <w:r>
+        <w:rPr>
+          <w:sz w:val="22"/>
+          <w:szCs w:val="22"/>
+        </w:rPr>
+        <w:t xml:space="preserve"/>
+      </w:r>
+    </w:p>
+    <w:p>
+      <w:pPr>
+        <w:spacing w:after="170" w:before="0" w:line="330"/>
       </w:pPr>
       <w:r>
         <w:rPr>
           <w:sz w:val="24"/>
           <w:szCs w:val="24"/>
         </w:rPr>
-        <w:t xml:space="preserve">LEARNING CENTRE — NOTICE The centre is open from Sunday to Thursday. Classes begin at 8 o'clock in the morning and end at 11 o'clock. The centre is closed on Friday. Maths class is on Sunday and Tuesday. If you are ill, please send a message to your teacher. When the wind is strong, classes may finish early. Please do not wait inside.</w:t>
-      </w:r>
-    </w:p>
-    <w:p>
-      <w:pPr>
-        <w:spacing w:after="140" w:before="0" w:line="320"/>
+        <w:t xml:space="preserve">1. What time do classes begin? ________</w:t>
+      </w:r>
+    </w:p>
+    <w:p>
+      <w:pPr>
+        <w:spacing w:after="170" w:before="0" w:line="330"/>
       </w:pPr>
       <w:r>
         <w:rPr>
           <w:sz w:val="24"/>
           <w:szCs w:val="24"/>
         </w:rPr>
-        <w:t xml:space="preserve">1. What time do classes begin? ________ 2. Which day is the centre closed? ________</w:t>
-      </w:r>
-    </w:p>
-    <w:p>
-      <w:pPr>
-        <w:spacing w:after="140" w:before="0" w:line="320"/>
+        <w:t xml:space="preserve">2. Which day is the centre closed? ________</w:t>
+      </w:r>
+    </w:p>
+    <w:p>
+      <w:pPr>
+        <w:spacing w:after="170" w:before="0" w:line="330"/>
       </w:pPr>
       <w:r>
         <w:rPr>
           <w:sz w:val="24"/>
           <w:szCs w:val="24"/>
         </w:rPr>
-        <w:t xml:space="preserve">3. Maths class is on: A) Sunday and Tuesday  B) every day  C) Friday  D) Thursday</w:t>
-      </w:r>
-    </w:p>
-    <w:p>
-      <w:pPr>
-        <w:spacing w:after="140" w:before="0" w:line="320"/>
+        <w:t xml:space="preserve">3. Maths class is on:</w:t>
+      </w:r>
+    </w:p>
+    <w:p>
+      <w:pPr>
+        <w:spacing w:after="170" w:before="0" w:line="330"/>
       </w:pPr>
       <w:r>
         <w:rPr>
           <w:sz w:val="24"/>
           <w:szCs w:val="24"/>
         </w:rPr>
-        <w:t xml:space="preserve">4. When the wind is strong, classes may: A) begin late  B) finish early  C) move to Friday  D) stop</w:t>
+        <w:t xml:space="preserve">A) Sunday and Tuesday  B) every day  C) Friday  D) Thursday</w:t>
+      </w:r>
+    </w:p>
+    <w:p>
+      <w:pPr>
+        <w:spacing w:after="170" w:before="0" w:line="330"/>
+      </w:pPr>
+      <w:r>
+        <w:rPr>
+          <w:sz w:val="24"/>
+          <w:szCs w:val="24"/>
+        </w:rPr>
+        <w:t xml:space="preserve">4. When the wind is strong, classes may:</w:t>
+      </w:r>
+    </w:p>
+    <w:p>
+      <w:pPr>
+        <w:spacing w:after="170" w:before="0" w:line="330"/>
+      </w:pPr>
+      <w:r>
+        <w:rPr>
+          <w:sz w:val="24"/>
+          <w:szCs w:val="24"/>
+        </w:rPr>
+        <w:t xml:space="preserve">A) begin late  B) finish early  C) move to Friday  D) stop</w:t>
       </w:r>
     </w:p>
     <w:p>
@@ -2097,14 +2440,38 @@
     </w:tbl>
     <w:p>
       <w:pPr>
-        <w:spacing w:after="140" w:before="0" w:line="320"/>
+        <w:spacing w:after="170" w:before="0" w:line="330"/>
       </w:pPr>
       <w:r>
         <w:rPr>
           <w:sz w:val="24"/>
           <w:szCs w:val="24"/>
         </w:rPr>
-        <w:t xml:space="preserve">1. How many days is there an English class? ________ 2. What is the class on Monday at 11 – 12? ________ 3. You want English and Drawing on the same day. Which day? ________</w:t>
+        <w:t xml:space="preserve">1. How many days is there an English class? ________</w:t>
+      </w:r>
+    </w:p>
+    <w:p>
+      <w:pPr>
+        <w:spacing w:after="170" w:before="0" w:line="330"/>
+      </w:pPr>
+      <w:r>
+        <w:rPr>
+          <w:sz w:val="24"/>
+          <w:szCs w:val="24"/>
+        </w:rPr>
+        <w:t xml:space="preserve">2. What is the class on Monday at 11 – 12? ________</w:t>
+      </w:r>
+    </w:p>
+    <w:p>
+      <w:pPr>
+        <w:spacing w:after="170" w:before="0" w:line="330"/>
+      </w:pPr>
+      <w:r>
+        <w:rPr>
+          <w:sz w:val="24"/>
+          <w:szCs w:val="24"/>
+        </w:rPr>
+        <w:t xml:space="preserve">3. You want English and Drawing on the same day. Which day? ________</w:t>
       </w:r>
     </w:p>
     <w:p>
@@ -2133,36 +2500,174 @@
           <w:sz w:val="24"/>
           <w:szCs w:val="24"/>
         </w:rPr>
-        <w:t xml:space="preserve">This part is harder. If it is too hard, leave it and go on to Part 2. Ayub Hossain is twenty-two and lives in Camp 9. Three years ago he learned to repair mobile phones from an older neighbour. He was good at it, but he had one set of tools, and three other young men in his block had learned the same skill and needed the same tools. At first they argued about whose turn it was. Then Ayub suggested something simple. They wrote the days of the week on a card and hung it outside his shelter. Each person took two days. The arguing stopped. Because the four of them were no longer working against each other, they passed customers to whoever was free, and all four are now busier than before. Ayub says the card is not really about tools. It is about four people deciding they were not competing.</w:t>
-      </w:r>
-    </w:p>
-    <w:p>
-      <w:pPr>
-        <w:spacing w:after="140" w:before="0" w:line="320"/>
+        <w:t xml:space="preserve">This part is harder. If it is too hard, leave it and go on to Part 2.</w:t>
+      </w:r>
+    </w:p>
+    <w:tbl>
+      <w:tblPr>
+        <w:tblW w:type="pct" w:w="100%"/>
+        <w:tblBorders>
+          <w:top w:val="single" w:color="B9B3A6" w:sz="2"/>
+          <w:left w:val="single" w:color="B9B3A6" w:sz="2"/>
+          <w:bottom w:val="single" w:color="B9B3A6" w:sz="2"/>
+          <w:right w:val="single" w:color="B9B3A6" w:sz="2"/>
+          <w:insideH w:val="single" w:color="B9B3A6" w:sz="2"/>
+          <w:insideV w:val="single" w:color="B9B3A6" w:sz="2"/>
+        </w:tblBorders>
+      </w:tblPr>
+      <w:tblGrid>
+        <w:gridCol w:w="9070"/>
+      </w:tblGrid>
+      <w:tr>
+        <w:tc>
+          <w:tcPr>
+            <w:tcW w:type="dxa" w:w="9070"/>
+            <w:shd w:fill="EDEBE6"/>
+            <w:tcMar>
+              <w:top w:type="dxa" w:w="200"/>
+              <w:left w:type="dxa" w:w="240"/>
+              <w:bottom w:type="dxa" w:w="200"/>
+              <w:right w:type="dxa" w:w="220"/>
+            </w:tcMar>
+          </w:tcPr>
+          <w:p>
+            <w:pPr>
+              <w:spacing w:after="150" w:before="0" w:line="340"/>
+            </w:pPr>
+            <w:r>
+              <w:rPr>
+                <w:sz w:val="24"/>
+                <w:szCs w:val="24"/>
+              </w:rPr>
+              <w:t xml:space="preserve">Ayub Hossain is twenty-two and lives in Camp 9. Three years ago he learned to repair mobile phones from an older neighbour. He was good at it, but he had one set of tools, and three other young men in his block had learned the same skill and needed the same tools.</w:t>
+            </w:r>
+          </w:p>
+          <w:p>
+            <w:pPr>
+              <w:spacing w:after="150" w:before="0" w:line="340"/>
+            </w:pPr>
+            <w:r>
+              <w:rPr>
+                <w:sz w:val="24"/>
+                <w:szCs w:val="24"/>
+              </w:rPr>
+              <w:t xml:space="preserve">At first they argued about whose turn it was. Then Ayub suggested something simple. They wrote the days of the week on a card and hung it outside his shelter. Each person took two days.</w:t>
+            </w:r>
+          </w:p>
+          <w:p>
+            <w:pPr>
+              <w:spacing w:after="150" w:before="0" w:line="340"/>
+            </w:pPr>
+            <w:r>
+              <w:rPr>
+                <w:sz w:val="24"/>
+                <w:szCs w:val="24"/>
+              </w:rPr>
+              <w:t xml:space="preserve">The arguing stopped. Because the four of them were no longer working against each other, they passed customers to whoever was free, and all four are now busier than before.</w:t>
+            </w:r>
+          </w:p>
+          <w:p>
+            <w:pPr>
+              <w:spacing w:after="0" w:before="0" w:line="340"/>
+            </w:pPr>
+            <w:r>
+              <w:rPr>
+                <w:sz w:val="24"/>
+                <w:szCs w:val="24"/>
+              </w:rPr>
+              <w:t xml:space="preserve">Ayub says the card is not really about tools. It is about four people deciding they were not competing.</w:t>
+            </w:r>
+          </w:p>
+        </w:tc>
+      </w:tr>
+    </w:tbl>
+    <w:p>
+      <w:pPr>
+        <w:spacing w:after="160" w:before="0" w:line="300"/>
+      </w:pPr>
+      <w:r>
+        <w:rPr>
+          <w:sz w:val="22"/>
+          <w:szCs w:val="22"/>
+        </w:rPr>
+        <w:t xml:space="preserve"/>
+      </w:r>
+    </w:p>
+    <w:p>
+      <w:pPr>
+        <w:spacing w:after="170" w:before="0" w:line="330"/>
       </w:pPr>
       <w:r>
         <w:rPr>
           <w:sz w:val="24"/>
           <w:szCs w:val="24"/>
         </w:rPr>
-        <w:t xml:space="preserve">1. What is the text mainly about? A) how to repair mobile phones B) how a simple arrangement stopped four people competing C) why tools are expensive D) why Camp 9 has many phone repairers</w:t>
-      </w:r>
-    </w:p>
-    <w:p>
-      <w:pPr>
-        <w:spacing w:after="140" w:before="0" w:line="320"/>
+        <w:t xml:space="preserve">1. What is the text mainly about?</w:t>
+      </w:r>
+    </w:p>
+    <w:p>
+      <w:pPr>
+        <w:spacing w:after="170" w:before="0" w:line="330"/>
       </w:pPr>
       <w:r>
         <w:rPr>
           <w:sz w:val="24"/>
           <w:szCs w:val="24"/>
         </w:rPr>
+        <w:t xml:space="preserve">A) how to repair mobile phones</w:t>
+      </w:r>
+    </w:p>
+    <w:p>
+      <w:pPr>
+        <w:spacing w:after="170" w:before="0" w:line="330"/>
+      </w:pPr>
+      <w:r>
+        <w:rPr>
+          <w:sz w:val="24"/>
+          <w:szCs w:val="24"/>
+        </w:rPr>
+        <w:t xml:space="preserve">B) how a simple arrangement stopped four people competing</w:t>
+      </w:r>
+    </w:p>
+    <w:p>
+      <w:pPr>
+        <w:spacing w:after="170" w:before="0" w:line="330"/>
+      </w:pPr>
+      <w:r>
+        <w:rPr>
+          <w:sz w:val="24"/>
+          <w:szCs w:val="24"/>
+        </w:rPr>
+        <w:t xml:space="preserve">C) why tools are expensive</w:t>
+      </w:r>
+    </w:p>
+    <w:p>
+      <w:pPr>
+        <w:spacing w:after="170" w:before="0" w:line="330"/>
+      </w:pPr>
+      <w:r>
+        <w:rPr>
+          <w:sz w:val="24"/>
+          <w:szCs w:val="24"/>
+        </w:rPr>
+        <w:t xml:space="preserve">D) why Camp 9 has many phone repairers</w:t>
+      </w:r>
+    </w:p>
+    <w:p>
+      <w:pPr>
+        <w:spacing w:after="170" w:before="0" w:line="330"/>
+      </w:pPr>
+      <w:r>
+        <w:rPr>
+          <w:sz w:val="24"/>
+          <w:szCs w:val="24"/>
+        </w:rPr>
         <w:t xml:space="preserve">2. Why did the four men argue at first? ____________________________________</w:t>
       </w:r>
     </w:p>
     <w:p>
       <w:pPr>
-        <w:spacing w:after="140" w:before="0" w:line="320"/>
+        <w:spacing w:after="170" w:before="0" w:line="330"/>
       </w:pPr>
       <w:r>
         <w:rPr>
@@ -2235,7 +2740,56 @@
           <w:sz w:val="24"/>
           <w:szCs w:val="24"/>
         </w:rPr>
-        <w:t xml:space="preserve">___________________________</w:t>
+        <w:t xml:space="preserve">Write your name here.</w:t>
+      </w:r>
+    </w:p>
+    <w:tbl>
+      <w:tblPr>
+        <w:tblW w:type="pct" w:w="100%"/>
+        <w:tblBorders>
+          <w:top w:val="single" w:color="B9B3A6" w:sz="6"/>
+          <w:left w:val="single" w:color="B9B3A6" w:sz="6"/>
+          <w:bottom w:val="single" w:color="B9B3A6" w:sz="6"/>
+          <w:right w:val="single" w:color="B9B3A6" w:sz="6"/>
+          <w:insideH w:val="single" w:color="E2DED3" w:sz="1"/>
+          <w:insideV w:val="none"/>
+        </w:tblBorders>
+      </w:tblPr>
+      <w:tblGrid>
+        <w:gridCol w:w="9070"/>
+      </w:tblGrid>
+      <w:tr>
+        <w:trPr>
+          <w:trHeight w:val="460" w:hRule="atLeast"/>
+        </w:trPr>
+        <w:tc>
+          <w:tcPr>
+            <w:tcW w:type="dxa" w:w="9070"/>
+            <w:tcMar>
+              <w:top w:type="dxa" w:w="40"/>
+              <w:left w:type="dxa" w:w="140"/>
+              <w:bottom w:type="dxa" w:w="40"/>
+              <w:right w:type="dxa" w:w="140"/>
+            </w:tcMar>
+          </w:tcPr>
+          <w:p>
+            <w:pPr>
+              <w:spacing w:after="0"/>
+            </w:pPr>
+          </w:p>
+        </w:tc>
+      </w:tr>
+    </w:tbl>
+    <w:p>
+      <w:pPr>
+        <w:spacing w:after="160" w:before="0" w:line="300"/>
+      </w:pPr>
+      <w:r>
+        <w:rPr>
+          <w:sz w:val="22"/>
+          <w:szCs w:val="22"/>
+        </w:rPr>
+        <w:t xml:space="preserve"/>
       </w:r>
     </w:p>
     <w:p>
@@ -2252,7 +2806,7 @@
           <w:sz w:val="28"/>
           <w:szCs w:val="28"/>
         </w:rPr>
-        <w:t xml:space="preserve">2.2 — Copy this and finish it (3 marks)</w:t>
+        <w:t xml:space="preserve">2.2 — Finish the sentence about yourself (3 marks)</w:t>
       </w:r>
     </w:p>
     <w:p>
@@ -2264,20 +2818,143 @@
           <w:sz w:val="24"/>
           <w:szCs w:val="24"/>
         </w:rPr>
-        <w:t xml:space="preserve">Like this: I am Nur.  or  I like rice.</w:t>
-      </w:r>
-    </w:p>
-    <w:p>
-      <w:pPr>
-        <w:spacing w:after="260" w:before="200" w:line="400"/>
-        <w:jc w:val="center"/>
-      </w:pPr>
-      <w:r>
-        <w:rPr>
-          <w:sz w:val="52"/>
-          <w:szCs w:val="52"/>
-        </w:rPr>
-        <w:t xml:space="preserve">I am ___________</w:t>
+        <w:t xml:space="preserve">Copy the words I am and then write one true thing about yourself.</w:t>
+      </w:r>
+    </w:p>
+    <w:tbl>
+      <w:tblPr>
+        <w:tblW w:type="pct" w:w="100%"/>
+        <w:tblBorders>
+          <w:top w:val="single" w:color="B9B3A6" w:sz="2"/>
+          <w:left w:val="single" w:color="B9B3A6" w:sz="2"/>
+          <w:bottom w:val="single" w:color="B9B3A6" w:sz="2"/>
+          <w:right w:val="single" w:color="B9B3A6" w:sz="2"/>
+          <w:insideH w:val="single" w:color="B9B3A6" w:sz="2"/>
+          <w:insideV w:val="single" w:color="B9B3A6" w:sz="2"/>
+        </w:tblBorders>
+      </w:tblPr>
+      <w:tblGrid>
+        <w:gridCol w:w="9070"/>
+      </w:tblGrid>
+      <w:tr>
+        <w:tc>
+          <w:tcPr>
+            <w:tcW w:type="dxa" w:w="9070"/>
+            <w:shd w:fill="EDEBE6"/>
+            <w:tcMar>
+              <w:top w:type="dxa" w:w="200"/>
+              <w:left w:type="dxa" w:w="240"/>
+              <w:bottom w:type="dxa" w:w="200"/>
+              <w:right w:type="dxa" w:w="220"/>
+            </w:tcMar>
+          </w:tcPr>
+          <w:p>
+            <w:pPr>
+              <w:spacing w:after="150" w:before="0" w:line="340"/>
+            </w:pPr>
+            <w:r>
+              <w:rPr>
+                <w:sz w:val="24"/>
+                <w:szCs w:val="24"/>
+              </w:rPr>
+              <w:t xml:space="preserve">I am Nur.</w:t>
+            </w:r>
+          </w:p>
+          <w:p>
+            <w:pPr>
+              <w:spacing w:after="0" w:before="0" w:line="340"/>
+            </w:pPr>
+            <w:r>
+              <w:rPr>
+                <w:sz w:val="24"/>
+                <w:szCs w:val="24"/>
+              </w:rPr>
+              <w:t xml:space="preserve">I like rice.</w:t>
+            </w:r>
+          </w:p>
+        </w:tc>
+      </w:tr>
+    </w:tbl>
+    <w:p>
+      <w:pPr>
+        <w:spacing w:after="160" w:before="0" w:line="300"/>
+      </w:pPr>
+      <w:r>
+        <w:rPr>
+          <w:sz w:val="22"/>
+          <w:szCs w:val="22"/>
+        </w:rPr>
+        <w:t xml:space="preserve"/>
+      </w:r>
+    </w:p>
+    <w:tbl>
+      <w:tblPr>
+        <w:tblW w:type="pct" w:w="100%"/>
+        <w:tblBorders>
+          <w:top w:val="single" w:color="B9B3A6" w:sz="6"/>
+          <w:left w:val="single" w:color="B9B3A6" w:sz="6"/>
+          <w:bottom w:val="single" w:color="B9B3A6" w:sz="6"/>
+          <w:right w:val="single" w:color="B9B3A6" w:sz="6"/>
+          <w:insideH w:val="single" w:color="E2DED3" w:sz="1"/>
+          <w:insideV w:val="none"/>
+        </w:tblBorders>
+      </w:tblPr>
+      <w:tblGrid>
+        <w:gridCol w:w="9070"/>
+      </w:tblGrid>
+      <w:tr>
+        <w:trPr>
+          <w:trHeight w:val="460" w:hRule="atLeast"/>
+        </w:trPr>
+        <w:tc>
+          <w:tcPr>
+            <w:tcW w:type="dxa" w:w="9070"/>
+            <w:tcMar>
+              <w:top w:type="dxa" w:w="40"/>
+              <w:left w:type="dxa" w:w="140"/>
+              <w:bottom w:type="dxa" w:w="40"/>
+              <w:right w:type="dxa" w:w="140"/>
+            </w:tcMar>
+          </w:tcPr>
+          <w:p>
+            <w:pPr>
+              <w:spacing w:after="0"/>
+            </w:pPr>
+          </w:p>
+        </w:tc>
+      </w:tr>
+      <w:tr>
+        <w:trPr>
+          <w:trHeight w:val="460" w:hRule="atLeast"/>
+        </w:trPr>
+        <w:tc>
+          <w:tcPr>
+            <w:tcW w:type="dxa" w:w="9070"/>
+            <w:tcMar>
+              <w:top w:type="dxa" w:w="40"/>
+              <w:left w:type="dxa" w:w="140"/>
+              <w:bottom w:type="dxa" w:w="40"/>
+              <w:right w:type="dxa" w:w="140"/>
+            </w:tcMar>
+          </w:tcPr>
+          <w:p>
+            <w:pPr>
+              <w:spacing w:after="0"/>
+            </w:pPr>
+          </w:p>
+        </w:tc>
+      </w:tr>
+    </w:tbl>
+    <w:p>
+      <w:pPr>
+        <w:spacing w:after="160" w:before="0" w:line="300"/>
+      </w:pPr>
+      <w:r>
+        <w:rPr>
+          <w:sz w:val="22"/>
+          <w:szCs w:val="22"/>
+        </w:rPr>
+        <w:t xml:space="preserve"/>
       </w:r>
     </w:p>
     <w:p>
@@ -2758,7 +3435,61 @@
           <w:sz w:val="24"/>
           <w:szCs w:val="24"/>
         </w:rPr>
-        <w:t xml:space="preserve">Like this: I am Karim. I am 19. I like football. I live in Camp 4. I go to the learning centre.</w:t>
+        <w:t xml:space="preserve">Like this:</w:t>
+      </w:r>
+    </w:p>
+    <w:tbl>
+      <w:tblPr>
+        <w:tblW w:type="pct" w:w="100%"/>
+        <w:tblBorders>
+          <w:top w:val="single" w:color="B9B3A6" w:sz="2"/>
+          <w:left w:val="single" w:color="B9B3A6" w:sz="2"/>
+          <w:bottom w:val="single" w:color="B9B3A6" w:sz="2"/>
+          <w:right w:val="single" w:color="B9B3A6" w:sz="2"/>
+          <w:insideH w:val="single" w:color="B9B3A6" w:sz="2"/>
+          <w:insideV w:val="single" w:color="B9B3A6" w:sz="2"/>
+        </w:tblBorders>
+      </w:tblPr>
+      <w:tblGrid>
+        <w:gridCol w:w="9070"/>
+      </w:tblGrid>
+      <w:tr>
+        <w:tc>
+          <w:tcPr>
+            <w:tcW w:type="dxa" w:w="9070"/>
+            <w:shd w:fill="EDEBE6"/>
+            <w:tcMar>
+              <w:top w:type="dxa" w:w="200"/>
+              <w:left w:type="dxa" w:w="240"/>
+              <w:bottom w:type="dxa" w:w="200"/>
+              <w:right w:type="dxa" w:w="220"/>
+            </w:tcMar>
+          </w:tcPr>
+          <w:p>
+            <w:pPr>
+              <w:spacing w:after="0" w:before="0" w:line="340"/>
+            </w:pPr>
+            <w:r>
+              <w:rPr>
+                <w:sz w:val="24"/>
+                <w:szCs w:val="24"/>
+              </w:rPr>
+              <w:t xml:space="preserve">I am Karim. I am 19. I like football. I live in Camp 4. I go to the learning centre.</w:t>
+            </w:r>
+          </w:p>
+        </w:tc>
+      </w:tr>
+    </w:tbl>
+    <w:p>
+      <w:pPr>
+        <w:spacing w:after="160" w:before="0" w:line="300"/>
+      </w:pPr>
+      <w:r>
+        <w:rPr>
+          <w:sz w:val="22"/>
+          <w:szCs w:val="22"/>
+        </w:rPr>
+        <w:t xml:space="preserve"/>
       </w:r>
     </w:p>
     <w:p>
@@ -2773,16 +3504,137 @@
         <w:t xml:space="preserve">Write five true sentences about yourself. You choose what to write.</w:t>
       </w:r>
     </w:p>
-    <w:p>
-      <w:pPr>
-        <w:spacing w:after="140" w:before="0" w:line="320"/>
-      </w:pPr>
-      <w:r>
-        <w:rPr>
-          <w:sz w:val="24"/>
-          <w:szCs w:val="24"/>
-        </w:rPr>
-        <w:t xml:space="preserve">1. ________________________________________ 2. ________________________________________ 3. ________________________________________ 4. ________________________________________ 5. ________________________________________</w:t>
+    <w:tbl>
+      <w:tblPr>
+        <w:tblW w:type="pct" w:w="100%"/>
+        <w:tblBorders>
+          <w:top w:val="single" w:color="B9B3A6" w:sz="6"/>
+          <w:left w:val="single" w:color="B9B3A6" w:sz="6"/>
+          <w:bottom w:val="single" w:color="B9B3A6" w:sz="6"/>
+          <w:right w:val="single" w:color="B9B3A6" w:sz="6"/>
+          <w:insideH w:val="single" w:color="E2DED3" w:sz="1"/>
+          <w:insideV w:val="none"/>
+        </w:tblBorders>
+      </w:tblPr>
+      <w:tblGrid>
+        <w:gridCol w:w="9070"/>
+      </w:tblGrid>
+      <w:tr>
+        <w:trPr>
+          <w:trHeight w:val="460" w:hRule="atLeast"/>
+        </w:trPr>
+        <w:tc>
+          <w:tcPr>
+            <w:tcW w:type="dxa" w:w="9070"/>
+            <w:tcMar>
+              <w:top w:type="dxa" w:w="40"/>
+              <w:left w:type="dxa" w:w="140"/>
+              <w:bottom w:type="dxa" w:w="40"/>
+              <w:right w:type="dxa" w:w="140"/>
+            </w:tcMar>
+          </w:tcPr>
+          <w:p>
+            <w:pPr>
+              <w:spacing w:after="0"/>
+            </w:pPr>
+          </w:p>
+        </w:tc>
+      </w:tr>
+      <w:tr>
+        <w:trPr>
+          <w:trHeight w:val="460" w:hRule="atLeast"/>
+        </w:trPr>
+        <w:tc>
+          <w:tcPr>
+            <w:tcW w:type="dxa" w:w="9070"/>
+            <w:tcMar>
+              <w:top w:type="dxa" w:w="40"/>
+              <w:left w:type="dxa" w:w="140"/>
+              <w:bottom w:type="dxa" w:w="40"/>
+              <w:right w:type="dxa" w:w="140"/>
+            </w:tcMar>
+          </w:tcPr>
+          <w:p>
+            <w:pPr>
+              <w:spacing w:after="0"/>
+            </w:pPr>
+          </w:p>
+        </w:tc>
+      </w:tr>
+      <w:tr>
+        <w:trPr>
+          <w:trHeight w:val="460" w:hRule="atLeast"/>
+        </w:trPr>
+        <w:tc>
+          <w:tcPr>
+            <w:tcW w:type="dxa" w:w="9070"/>
+            <w:tcMar>
+              <w:top w:type="dxa" w:w="40"/>
+              <w:left w:type="dxa" w:w="140"/>
+              <w:bottom w:type="dxa" w:w="40"/>
+              <w:right w:type="dxa" w:w="140"/>
+            </w:tcMar>
+          </w:tcPr>
+          <w:p>
+            <w:pPr>
+              <w:spacing w:after="0"/>
+            </w:pPr>
+          </w:p>
+        </w:tc>
+      </w:tr>
+      <w:tr>
+        <w:trPr>
+          <w:trHeight w:val="460" w:hRule="atLeast"/>
+        </w:trPr>
+        <w:tc>
+          <w:tcPr>
+            <w:tcW w:type="dxa" w:w="9070"/>
+            <w:tcMar>
+              <w:top w:type="dxa" w:w="40"/>
+              <w:left w:type="dxa" w:w="140"/>
+              <w:bottom w:type="dxa" w:w="40"/>
+              <w:right w:type="dxa" w:w="140"/>
+            </w:tcMar>
+          </w:tcPr>
+          <w:p>
+            <w:pPr>
+              <w:spacing w:after="0"/>
+            </w:pPr>
+          </w:p>
+        </w:tc>
+      </w:tr>
+      <w:tr>
+        <w:trPr>
+          <w:trHeight w:val="460" w:hRule="atLeast"/>
+        </w:trPr>
+        <w:tc>
+          <w:tcPr>
+            <w:tcW w:type="dxa" w:w="9070"/>
+            <w:tcMar>
+              <w:top w:type="dxa" w:w="40"/>
+              <w:left w:type="dxa" w:w="140"/>
+              <w:bottom w:type="dxa" w:w="40"/>
+              <w:right w:type="dxa" w:w="140"/>
+            </w:tcMar>
+          </w:tcPr>
+          <w:p>
+            <w:pPr>
+              <w:spacing w:after="0"/>
+            </w:pPr>
+          </w:p>
+        </w:tc>
+      </w:tr>
+    </w:tbl>
+    <w:p>
+      <w:pPr>
+        <w:spacing w:after="160" w:before="0" w:line="300"/>
+      </w:pPr>
+      <w:r>
+        <w:rPr>
+          <w:sz w:val="22"/>
+          <w:szCs w:val="22"/>
+        </w:rPr>
+        <w:t xml:space="preserve"/>
       </w:r>
     </w:p>
     <w:p>
@@ -2826,16 +3678,158 @@
         <w:t xml:space="preserve">Say three things: what you did in class · what the homework is · when you will see them.</w:t>
       </w:r>
     </w:p>
-    <w:p>
-      <w:pPr>
-        <w:spacing w:after="140" w:before="0" w:line="320"/>
-      </w:pPr>
-      <w:r>
-        <w:rPr>
-          <w:sz w:val="24"/>
-          <w:szCs w:val="24"/>
-        </w:rPr>
-        <w:t xml:space="preserve">(Six ruled lines)</w:t>
+    <w:tbl>
+      <w:tblPr>
+        <w:tblW w:type="pct" w:w="100%"/>
+        <w:tblBorders>
+          <w:top w:val="single" w:color="B9B3A6" w:sz="6"/>
+          <w:left w:val="single" w:color="B9B3A6" w:sz="6"/>
+          <w:bottom w:val="single" w:color="B9B3A6" w:sz="6"/>
+          <w:right w:val="single" w:color="B9B3A6" w:sz="6"/>
+          <w:insideH w:val="single" w:color="E2DED3" w:sz="1"/>
+          <w:insideV w:val="none"/>
+        </w:tblBorders>
+      </w:tblPr>
+      <w:tblGrid>
+        <w:gridCol w:w="9070"/>
+      </w:tblGrid>
+      <w:tr>
+        <w:trPr>
+          <w:trHeight w:val="460" w:hRule="atLeast"/>
+        </w:trPr>
+        <w:tc>
+          <w:tcPr>
+            <w:tcW w:type="dxa" w:w="9070"/>
+            <w:tcMar>
+              <w:top w:type="dxa" w:w="40"/>
+              <w:left w:type="dxa" w:w="140"/>
+              <w:bottom w:type="dxa" w:w="40"/>
+              <w:right w:type="dxa" w:w="140"/>
+            </w:tcMar>
+          </w:tcPr>
+          <w:p>
+            <w:pPr>
+              <w:spacing w:after="0"/>
+            </w:pPr>
+          </w:p>
+        </w:tc>
+      </w:tr>
+      <w:tr>
+        <w:trPr>
+          <w:trHeight w:val="460" w:hRule="atLeast"/>
+        </w:trPr>
+        <w:tc>
+          <w:tcPr>
+            <w:tcW w:type="dxa" w:w="9070"/>
+            <w:tcMar>
+              <w:top w:type="dxa" w:w="40"/>
+              <w:left w:type="dxa" w:w="140"/>
+              <w:bottom w:type="dxa" w:w="40"/>
+              <w:right w:type="dxa" w:w="140"/>
+            </w:tcMar>
+          </w:tcPr>
+          <w:p>
+            <w:pPr>
+              <w:spacing w:after="0"/>
+            </w:pPr>
+          </w:p>
+        </w:tc>
+      </w:tr>
+      <w:tr>
+        <w:trPr>
+          <w:trHeight w:val="460" w:hRule="atLeast"/>
+        </w:trPr>
+        <w:tc>
+          <w:tcPr>
+            <w:tcW w:type="dxa" w:w="9070"/>
+            <w:tcMar>
+              <w:top w:type="dxa" w:w="40"/>
+              <w:left w:type="dxa" w:w="140"/>
+              <w:bottom w:type="dxa" w:w="40"/>
+              <w:right w:type="dxa" w:w="140"/>
+            </w:tcMar>
+          </w:tcPr>
+          <w:p>
+            <w:pPr>
+              <w:spacing w:after="0"/>
+            </w:pPr>
+          </w:p>
+        </w:tc>
+      </w:tr>
+      <w:tr>
+        <w:trPr>
+          <w:trHeight w:val="460" w:hRule="atLeast"/>
+        </w:trPr>
+        <w:tc>
+          <w:tcPr>
+            <w:tcW w:type="dxa" w:w="9070"/>
+            <w:tcMar>
+              <w:top w:type="dxa" w:w="40"/>
+              <w:left w:type="dxa" w:w="140"/>
+              <w:bottom w:type="dxa" w:w="40"/>
+              <w:right w:type="dxa" w:w="140"/>
+            </w:tcMar>
+          </w:tcPr>
+          <w:p>
+            <w:pPr>
+              <w:spacing w:after="0"/>
+            </w:pPr>
+          </w:p>
+        </w:tc>
+      </w:tr>
+      <w:tr>
+        <w:trPr>
+          <w:trHeight w:val="460" w:hRule="atLeast"/>
+        </w:trPr>
+        <w:tc>
+          <w:tcPr>
+            <w:tcW w:type="dxa" w:w="9070"/>
+            <w:tcMar>
+              <w:top w:type="dxa" w:w="40"/>
+              <w:left w:type="dxa" w:w="140"/>
+              <w:bottom w:type="dxa" w:w="40"/>
+              <w:right w:type="dxa" w:w="140"/>
+            </w:tcMar>
+          </w:tcPr>
+          <w:p>
+            <w:pPr>
+              <w:spacing w:after="0"/>
+            </w:pPr>
+          </w:p>
+        </w:tc>
+      </w:tr>
+      <w:tr>
+        <w:trPr>
+          <w:trHeight w:val="460" w:hRule="atLeast"/>
+        </w:trPr>
+        <w:tc>
+          <w:tcPr>
+            <w:tcW w:type="dxa" w:w="9070"/>
+            <w:tcMar>
+              <w:top w:type="dxa" w:w="40"/>
+              <w:left w:type="dxa" w:w="140"/>
+              <w:bottom w:type="dxa" w:w="40"/>
+              <w:right w:type="dxa" w:w="140"/>
+            </w:tcMar>
+          </w:tcPr>
+          <w:p>
+            <w:pPr>
+              <w:spacing w:after="0"/>
+            </w:pPr>
+          </w:p>
+        </w:tc>
+      </w:tr>
+    </w:tbl>
+    <w:p>
+      <w:pPr>
+        <w:spacing w:after="160" w:before="0" w:line="300"/>
+      </w:pPr>
+      <w:r>
+        <w:rPr>
+          <w:sz w:val="22"/>
+          <w:szCs w:val="22"/>
+        </w:rPr>
+        <w:t xml:space="preserve"/>
       </w:r>
     </w:p>
     <w:p>
@@ -2903,16 +3897,242 @@
         <w:t xml:space="preserve">Write about 80 words.</w:t>
       </w:r>
     </w:p>
-    <w:p>
-      <w:pPr>
-        <w:spacing w:after="140" w:before="0" w:line="320"/>
-      </w:pPr>
-      <w:r>
-        <w:rPr>
-          <w:sz w:val="24"/>
-          <w:szCs w:val="24"/>
-        </w:rPr>
-        <w:t xml:space="preserve">(Ten ruled lines)</w:t>
+    <w:tbl>
+      <w:tblPr>
+        <w:tblW w:type="pct" w:w="100%"/>
+        <w:tblBorders>
+          <w:top w:val="single" w:color="B9B3A6" w:sz="6"/>
+          <w:left w:val="single" w:color="B9B3A6" w:sz="6"/>
+          <w:bottom w:val="single" w:color="B9B3A6" w:sz="6"/>
+          <w:right w:val="single" w:color="B9B3A6" w:sz="6"/>
+          <w:insideH w:val="single" w:color="E2DED3" w:sz="1"/>
+          <w:insideV w:val="none"/>
+        </w:tblBorders>
+      </w:tblPr>
+      <w:tblGrid>
+        <w:gridCol w:w="9070"/>
+      </w:tblGrid>
+      <w:tr>
+        <w:trPr>
+          <w:trHeight w:val="460" w:hRule="atLeast"/>
+        </w:trPr>
+        <w:tc>
+          <w:tcPr>
+            <w:tcW w:type="dxa" w:w="9070"/>
+            <w:tcMar>
+              <w:top w:type="dxa" w:w="40"/>
+              <w:left w:type="dxa" w:w="140"/>
+              <w:bottom w:type="dxa" w:w="40"/>
+              <w:right w:type="dxa" w:w="140"/>
+            </w:tcMar>
+          </w:tcPr>
+          <w:p>
+            <w:pPr>
+              <w:spacing w:after="0"/>
+            </w:pPr>
+          </w:p>
+        </w:tc>
+      </w:tr>
+      <w:tr>
+        <w:trPr>
+          <w:trHeight w:val="460" w:hRule="atLeast"/>
+        </w:trPr>
+        <w:tc>
+          <w:tcPr>
+            <w:tcW w:type="dxa" w:w="9070"/>
+            <w:tcMar>
+              <w:top w:type="dxa" w:w="40"/>
+              <w:left w:type="dxa" w:w="140"/>
+              <w:bottom w:type="dxa" w:w="40"/>
+              <w:right w:type="dxa" w:w="140"/>
+            </w:tcMar>
+          </w:tcPr>
+          <w:p>
+            <w:pPr>
+              <w:spacing w:after="0"/>
+            </w:pPr>
+          </w:p>
+        </w:tc>
+      </w:tr>
+      <w:tr>
+        <w:trPr>
+          <w:trHeight w:val="460" w:hRule="atLeast"/>
+        </w:trPr>
+        <w:tc>
+          <w:tcPr>
+            <w:tcW w:type="dxa" w:w="9070"/>
+            <w:tcMar>
+              <w:top w:type="dxa" w:w="40"/>
+              <w:left w:type="dxa" w:w="140"/>
+              <w:bottom w:type="dxa" w:w="40"/>
+              <w:right w:type="dxa" w:w="140"/>
+            </w:tcMar>
+          </w:tcPr>
+          <w:p>
+            <w:pPr>
+              <w:spacing w:after="0"/>
+            </w:pPr>
+          </w:p>
+        </w:tc>
+      </w:tr>
+      <w:tr>
+        <w:trPr>
+          <w:trHeight w:val="460" w:hRule="atLeast"/>
+        </w:trPr>
+        <w:tc>
+          <w:tcPr>
+            <w:tcW w:type="dxa" w:w="9070"/>
+            <w:tcMar>
+              <w:top w:type="dxa" w:w="40"/>
+              <w:left w:type="dxa" w:w="140"/>
+              <w:bottom w:type="dxa" w:w="40"/>
+              <w:right w:type="dxa" w:w="140"/>
+            </w:tcMar>
+          </w:tcPr>
+          <w:p>
+            <w:pPr>
+              <w:spacing w:after="0"/>
+            </w:pPr>
+          </w:p>
+        </w:tc>
+      </w:tr>
+      <w:tr>
+        <w:trPr>
+          <w:trHeight w:val="460" w:hRule="atLeast"/>
+        </w:trPr>
+        <w:tc>
+          <w:tcPr>
+            <w:tcW w:type="dxa" w:w="9070"/>
+            <w:tcMar>
+              <w:top w:type="dxa" w:w="40"/>
+              <w:left w:type="dxa" w:w="140"/>
+              <w:bottom w:type="dxa" w:w="40"/>
+              <w:right w:type="dxa" w:w="140"/>
+            </w:tcMar>
+          </w:tcPr>
+          <w:p>
+            <w:pPr>
+              <w:spacing w:after="0"/>
+            </w:pPr>
+          </w:p>
+        </w:tc>
+      </w:tr>
+      <w:tr>
+        <w:trPr>
+          <w:trHeight w:val="460" w:hRule="atLeast"/>
+        </w:trPr>
+        <w:tc>
+          <w:tcPr>
+            <w:tcW w:type="dxa" w:w="9070"/>
+            <w:tcMar>
+              <w:top w:type="dxa" w:w="40"/>
+              <w:left w:type="dxa" w:w="140"/>
+              <w:bottom w:type="dxa" w:w="40"/>
+              <w:right w:type="dxa" w:w="140"/>
+            </w:tcMar>
+          </w:tcPr>
+          <w:p>
+            <w:pPr>
+              <w:spacing w:after="0"/>
+            </w:pPr>
+          </w:p>
+        </w:tc>
+      </w:tr>
+      <w:tr>
+        <w:trPr>
+          <w:trHeight w:val="460" w:hRule="atLeast"/>
+        </w:trPr>
+        <w:tc>
+          <w:tcPr>
+            <w:tcW w:type="dxa" w:w="9070"/>
+            <w:tcMar>
+              <w:top w:type="dxa" w:w="40"/>
+              <w:left w:type="dxa" w:w="140"/>
+              <w:bottom w:type="dxa" w:w="40"/>
+              <w:right w:type="dxa" w:w="140"/>
+            </w:tcMar>
+          </w:tcPr>
+          <w:p>
+            <w:pPr>
+              <w:spacing w:after="0"/>
+            </w:pPr>
+          </w:p>
+        </w:tc>
+      </w:tr>
+      <w:tr>
+        <w:trPr>
+          <w:trHeight w:val="460" w:hRule="atLeast"/>
+        </w:trPr>
+        <w:tc>
+          <w:tcPr>
+            <w:tcW w:type="dxa" w:w="9070"/>
+            <w:tcMar>
+              <w:top w:type="dxa" w:w="40"/>
+              <w:left w:type="dxa" w:w="140"/>
+              <w:bottom w:type="dxa" w:w="40"/>
+              <w:right w:type="dxa" w:w="140"/>
+            </w:tcMar>
+          </w:tcPr>
+          <w:p>
+            <w:pPr>
+              <w:spacing w:after="0"/>
+            </w:pPr>
+          </w:p>
+        </w:tc>
+      </w:tr>
+      <w:tr>
+        <w:trPr>
+          <w:trHeight w:val="460" w:hRule="atLeast"/>
+        </w:trPr>
+        <w:tc>
+          <w:tcPr>
+            <w:tcW w:type="dxa" w:w="9070"/>
+            <w:tcMar>
+              <w:top w:type="dxa" w:w="40"/>
+              <w:left w:type="dxa" w:w="140"/>
+              <w:bottom w:type="dxa" w:w="40"/>
+              <w:right w:type="dxa" w:w="140"/>
+            </w:tcMar>
+          </w:tcPr>
+          <w:p>
+            <w:pPr>
+              <w:spacing w:after="0"/>
+            </w:pPr>
+          </w:p>
+        </w:tc>
+      </w:tr>
+      <w:tr>
+        <w:trPr>
+          <w:trHeight w:val="460" w:hRule="atLeast"/>
+        </w:trPr>
+        <w:tc>
+          <w:tcPr>
+            <w:tcW w:type="dxa" w:w="9070"/>
+            <w:tcMar>
+              <w:top w:type="dxa" w:w="40"/>
+              <w:left w:type="dxa" w:w="140"/>
+              <w:bottom w:type="dxa" w:w="40"/>
+              <w:right w:type="dxa" w:w="140"/>
+            </w:tcMar>
+          </w:tcPr>
+          <w:p>
+            <w:pPr>
+              <w:spacing w:after="0"/>
+            </w:pPr>
+          </w:p>
+        </w:tc>
+      </w:tr>
+    </w:tbl>
+    <w:p>
+      <w:pPr>
+        <w:spacing w:after="160" w:before="0" w:line="300"/>
+      </w:pPr>
+      <w:r>
+        <w:rPr>
+          <w:sz w:val="22"/>
+          <w:szCs w:val="22"/>
+        </w:rPr>
+        <w:t xml:space="preserve"/>
       </w:r>
     </w:p>
     <w:p>

--- a/public/downloads/cb-en-check-endline.docx
+++ b/public/downloads/cb-en-check-endline.docx
@@ -957,7 +957,7 @@
           <w:sz w:val="24"/>
           <w:szCs w:val="24"/>
         </w:rPr>
-        <w:t xml:space="preserve">Write the letter of the correct meaning next to each sign. There are two meanings you will not use.</w:t>
+        <w:t xml:space="preserve">Read the five meanings. Then write the letter of the right meaning beside each sign. You will not use two of them.</w:t>
       </w:r>
     </w:p>
     <w:tbl>
@@ -973,23 +973,129 @@
         </w:tblBorders>
       </w:tblPr>
       <w:tblGrid>
-        <w:gridCol w:w="4535"/>
-        <w:gridCol w:w="4535"/>
+        <w:gridCol w:w="9070"/>
       </w:tblGrid>
       <w:tr>
         <w:tc>
           <w:tcPr>
-            <w:tcW w:type="dxa" w:w="4535"/>
-            <w:tcMar>
-              <w:top w:type="dxa" w:w="70"/>
-              <w:left w:type="dxa" w:w="120"/>
-              <w:bottom w:type="dxa" w:w="70"/>
-              <w:right w:type="dxa" w:w="120"/>
-            </w:tcMar>
-          </w:tcPr>
-          <w:p>
-            <w:pPr>
-              <w:spacing w:line="260"/>
+            <w:tcW w:type="dxa" w:w="9070"/>
+            <w:shd w:fill="EDEBE6"/>
+            <w:tcMar>
+              <w:top w:type="dxa" w:w="200"/>
+              <w:left w:type="dxa" w:w="240"/>
+              <w:bottom w:type="dxa" w:w="200"/>
+              <w:right w:type="dxa" w:w="220"/>
+            </w:tcMar>
+          </w:tcPr>
+          <w:p>
+            <w:pPr>
+              <w:spacing w:after="150" w:before="0" w:line="340"/>
+            </w:pPr>
+            <w:r>
+              <w:rPr>
+                <w:sz w:val="24"/>
+                <w:szCs w:val="24"/>
+              </w:rPr>
+              <w:t xml:space="preserve">A. Clean your hands here.</w:t>
+            </w:r>
+          </w:p>
+          <w:p>
+            <w:pPr>
+              <w:spacing w:after="150" w:before="0" w:line="340"/>
+            </w:pPr>
+            <w:r>
+              <w:rPr>
+                <w:sz w:val="24"/>
+                <w:szCs w:val="24"/>
+              </w:rPr>
+              <w:t xml:space="preserve">B. Stand in a line.</w:t>
+            </w:r>
+          </w:p>
+          <w:p>
+            <w:pPr>
+              <w:spacing w:after="150" w:before="0" w:line="340"/>
+            </w:pPr>
+            <w:r>
+              <w:rPr>
+                <w:sz w:val="24"/>
+                <w:szCs w:val="24"/>
+              </w:rPr>
+              <w:t xml:space="preserve">C. Do not come in today.</w:t>
+            </w:r>
+          </w:p>
+          <w:p>
+            <w:pPr>
+              <w:spacing w:after="150" w:before="0" w:line="340"/>
+            </w:pPr>
+            <w:r>
+              <w:rPr>
+                <w:sz w:val="24"/>
+                <w:szCs w:val="24"/>
+              </w:rPr>
+              <w:t xml:space="preserve">D. You can buy food here.</w:t>
+            </w:r>
+          </w:p>
+          <w:p>
+            <w:pPr>
+              <w:spacing w:after="0" w:before="0" w:line="340"/>
+            </w:pPr>
+            <w:r>
+              <w:rPr>
+                <w:sz w:val="24"/>
+                <w:szCs w:val="24"/>
+              </w:rPr>
+              <w:t xml:space="preserve">E. Go quickly.</w:t>
+            </w:r>
+          </w:p>
+        </w:tc>
+      </w:tr>
+    </w:tbl>
+    <w:p>
+      <w:pPr>
+        <w:spacing w:after="160" w:before="0" w:line="300"/>
+      </w:pPr>
+      <w:r>
+        <w:rPr>
+          <w:sz w:val="22"/>
+          <w:szCs w:val="22"/>
+        </w:rPr>
+        <w:t xml:space="preserve"/>
+      </w:r>
+    </w:p>
+    <w:tbl>
+      <w:tblPr>
+        <w:tblW w:type="pct" w:w="100%"/>
+        <w:tblBorders>
+          <w:top w:val="single" w:color="B9B3A6" w:sz="2"/>
+          <w:left w:val="single" w:color="B9B3A6" w:sz="2"/>
+          <w:bottom w:val="single" w:color="B9B3A6" w:sz="2"/>
+          <w:right w:val="single" w:color="B9B3A6" w:sz="2"/>
+          <w:insideH w:val="single" w:color="B9B3A6" w:sz="2"/>
+          <w:insideV w:val="single" w:color="B9B3A6" w:sz="2"/>
+        </w:tblBorders>
+      </w:tblPr>
+      <w:tblGrid>
+        <w:gridCol w:w="6712"/>
+        <w:gridCol w:w="2358"/>
+      </w:tblGrid>
+      <w:tr>
+        <w:trPr>
+          <w:trHeight w:val="400" w:hRule="atLeast"/>
+        </w:trPr>
+        <w:tc>
+          <w:tcPr>
+            <w:tcW w:type="dxa" w:w="6712"/>
+            <w:tcMar>
+              <w:top w:type="dxa" w:w="110"/>
+              <w:left w:type="dxa" w:w="160"/>
+              <w:bottom w:type="dxa" w:w="110"/>
+              <w:right w:type="dxa" w:w="160"/>
+            </w:tcMar>
+            <w:vAlign w:val="center"/>
+          </w:tcPr>
+          <w:p>
+            <w:pPr>
+              <w:spacing w:line="300"/>
             </w:pPr>
             <w:r>
               <w:rPr>
@@ -1005,17 +1111,18 @@
         </w:tc>
         <w:tc>
           <w:tcPr>
-            <w:tcW w:type="dxa" w:w="4535"/>
-            <w:tcMar>
-              <w:top w:type="dxa" w:w="70"/>
-              <w:left w:type="dxa" w:w="120"/>
-              <w:bottom w:type="dxa" w:w="70"/>
-              <w:right w:type="dxa" w:w="120"/>
-            </w:tcMar>
-          </w:tcPr>
-          <w:p>
-            <w:pPr>
-              <w:spacing w:line="260"/>
+            <w:tcW w:type="dxa" w:w="2358"/>
+            <w:tcMar>
+              <w:top w:type="dxa" w:w="110"/>
+              <w:left w:type="dxa" w:w="160"/>
+              <w:bottom w:type="dxa" w:w="110"/>
+              <w:right w:type="dxa" w:w="160"/>
+            </w:tcMar>
+            <w:vAlign w:val="center"/>
+          </w:tcPr>
+          <w:p>
+            <w:pPr>
+              <w:spacing w:line="300"/>
             </w:pPr>
             <w:r>
               <w:rPr>
@@ -1025,272 +1132,195 @@
                 <w:sz w:val="19"/>
                 <w:szCs w:val="19"/>
               </w:rPr>
-              <w:t xml:space="preserve">Meaning</w:t>
-            </w:r>
-          </w:p>
-        </w:tc>
-      </w:tr>
-      <w:tr>
-        <w:tc>
-          <w:tcPr>
-            <w:tcW w:type="dxa" w:w="4535"/>
-            <w:tcMar>
-              <w:top w:type="dxa" w:w="70"/>
-              <w:left w:type="dxa" w:w="120"/>
-              <w:bottom w:type="dxa" w:w="70"/>
-              <w:right w:type="dxa" w:w="120"/>
-            </w:tcMar>
-          </w:tcPr>
-          <w:p>
-            <w:pPr>
-              <w:spacing w:line="260"/>
-            </w:pPr>
-            <w:r>
-              <w:rPr>
-                <w:b w:val="false"/>
-                <w:bCs w:val="false"/>
-                <w:sz w:val="19"/>
-                <w:szCs w:val="19"/>
-              </w:rPr>
-              <w:t xml:space="preserve">1. CLOSED TODAY _</w:t>
-            </w:r>
-          </w:p>
-        </w:tc>
-        <w:tc>
-          <w:tcPr>
-            <w:tcW w:type="dxa" w:w="4535"/>
-            <w:tcMar>
-              <w:top w:type="dxa" w:w="70"/>
-              <w:left w:type="dxa" w:w="120"/>
-              <w:bottom w:type="dxa" w:w="70"/>
-              <w:right w:type="dxa" w:w="120"/>
-            </w:tcMar>
-          </w:tcPr>
-          <w:p>
-            <w:pPr>
-              <w:spacing w:line="260"/>
-            </w:pPr>
-            <w:r>
-              <w:rPr>
-                <w:b w:val="false"/>
-                <w:bCs w:val="false"/>
-                <w:sz w:val="19"/>
-                <w:szCs w:val="19"/>
-              </w:rPr>
-              <w:t xml:space="preserve">A. Clean your hands here.</w:t>
-            </w:r>
-          </w:p>
-        </w:tc>
-      </w:tr>
-      <w:tr>
-        <w:tc>
-          <w:tcPr>
-            <w:tcW w:type="dxa" w:w="4535"/>
-            <w:tcMar>
-              <w:top w:type="dxa" w:w="70"/>
-              <w:left w:type="dxa" w:w="120"/>
-              <w:bottom w:type="dxa" w:w="70"/>
-              <w:right w:type="dxa" w:w="120"/>
-            </w:tcMar>
-          </w:tcPr>
-          <w:p>
-            <w:pPr>
-              <w:spacing w:line="260"/>
-            </w:pPr>
-            <w:r>
-              <w:rPr>
-                <w:b w:val="false"/>
-                <w:bCs w:val="false"/>
-                <w:sz w:val="19"/>
-                <w:szCs w:val="19"/>
-              </w:rPr>
-              <w:t xml:space="preserve">2. WASH YOUR HANDS _</w:t>
-            </w:r>
-          </w:p>
-        </w:tc>
-        <w:tc>
-          <w:tcPr>
-            <w:tcW w:type="dxa" w:w="4535"/>
-            <w:tcMar>
-              <w:top w:type="dxa" w:w="70"/>
-              <w:left w:type="dxa" w:w="120"/>
-              <w:bottom w:type="dxa" w:w="70"/>
-              <w:right w:type="dxa" w:w="120"/>
-            </w:tcMar>
-          </w:tcPr>
-          <w:p>
-            <w:pPr>
-              <w:spacing w:line="260"/>
-            </w:pPr>
-            <w:r>
-              <w:rPr>
-                <w:b w:val="false"/>
-                <w:bCs w:val="false"/>
-                <w:sz w:val="19"/>
-                <w:szCs w:val="19"/>
-              </w:rPr>
-              <w:t xml:space="preserve">B. Stand in a line.</w:t>
-            </w:r>
-          </w:p>
-        </w:tc>
-      </w:tr>
-      <w:tr>
-        <w:tc>
-          <w:tcPr>
-            <w:tcW w:type="dxa" w:w="4535"/>
-            <w:tcMar>
-              <w:top w:type="dxa" w:w="70"/>
-              <w:left w:type="dxa" w:w="120"/>
-              <w:bottom w:type="dxa" w:w="70"/>
-              <w:right w:type="dxa" w:w="120"/>
-            </w:tcMar>
-          </w:tcPr>
-          <w:p>
-            <w:pPr>
-              <w:spacing w:line="260"/>
-            </w:pPr>
-            <w:r>
-              <w:rPr>
-                <w:b w:val="false"/>
-                <w:bCs w:val="false"/>
-                <w:sz w:val="19"/>
-                <w:szCs w:val="19"/>
-              </w:rPr>
-              <w:t xml:space="preserve">3. QUEUE HERE _</w:t>
-            </w:r>
-          </w:p>
-        </w:tc>
-        <w:tc>
-          <w:tcPr>
-            <w:tcW w:type="dxa" w:w="4535"/>
-            <w:tcMar>
-              <w:top w:type="dxa" w:w="70"/>
-              <w:left w:type="dxa" w:w="120"/>
-              <w:bottom w:type="dxa" w:w="70"/>
-              <w:right w:type="dxa" w:w="120"/>
-            </w:tcMar>
-          </w:tcPr>
-          <w:p>
-            <w:pPr>
-              <w:spacing w:line="260"/>
-            </w:pPr>
-            <w:r>
-              <w:rPr>
-                <w:b w:val="false"/>
-                <w:bCs w:val="false"/>
-                <w:sz w:val="19"/>
-                <w:szCs w:val="19"/>
-              </w:rPr>
-              <w:t xml:space="preserve">C. Do not come in today.</w:t>
-            </w:r>
-          </w:p>
-        </w:tc>
-      </w:tr>
-      <w:tr>
-        <w:tc>
-          <w:tcPr>
-            <w:tcW w:type="dxa" w:w="4535"/>
-            <w:tcMar>
-              <w:top w:type="dxa" w:w="70"/>
-              <w:left w:type="dxa" w:w="120"/>
-              <w:bottom w:type="dxa" w:w="70"/>
-              <w:right w:type="dxa" w:w="120"/>
-            </w:tcMar>
-          </w:tcPr>
-          <w:p>
-            <w:pPr>
-              <w:spacing w:line="260"/>
-            </w:pPr>
-            <w:r>
-              <w:rPr>
-                <w:b w:val="false"/>
-                <w:bCs w:val="false"/>
-                <w:sz w:val="19"/>
-                <w:szCs w:val="19"/>
+              <w:t xml:space="preserve">Write the letter</w:t>
+            </w:r>
+          </w:p>
+        </w:tc>
+      </w:tr>
+      <w:tr>
+        <w:trPr>
+          <w:trHeight w:val="640" w:hRule="atLeast"/>
+        </w:trPr>
+        <w:tc>
+          <w:tcPr>
+            <w:tcW w:type="dxa" w:w="6712"/>
+            <w:tcMar>
+              <w:top w:type="dxa" w:w="110"/>
+              <w:left w:type="dxa" w:w="160"/>
+              <w:bottom w:type="dxa" w:w="110"/>
+              <w:right w:type="dxa" w:w="160"/>
+            </w:tcMar>
+            <w:vAlign w:val="center"/>
+          </w:tcPr>
+          <w:p>
+            <w:pPr>
+              <w:spacing w:line="300"/>
+            </w:pPr>
+            <w:r>
+              <w:rPr>
+                <w:b w:val="false"/>
+                <w:bCs w:val="false"/>
+                <w:sz w:val="24"/>
+                <w:szCs w:val="24"/>
+              </w:rPr>
+              <w:t xml:space="preserve">CLOSED TODAY</w:t>
+            </w:r>
+          </w:p>
+        </w:tc>
+        <w:tc>
+          <w:tcPr>
+            <w:tcW w:type="dxa" w:w="2358"/>
+            <w:tcMar>
+              <w:top w:type="dxa" w:w="110"/>
+              <w:left w:type="dxa" w:w="160"/>
+              <w:bottom w:type="dxa" w:w="110"/>
+              <w:right w:type="dxa" w:w="160"/>
+            </w:tcMar>
+            <w:vAlign w:val="center"/>
+          </w:tcPr>
+          <w:p>
+            <w:pPr>
+              <w:spacing w:line="300"/>
+            </w:pPr>
+            <w:r>
+              <w:rPr>
+                <w:b w:val="false"/>
+                <w:bCs w:val="false"/>
+                <w:sz w:val="24"/>
+                <w:szCs w:val="24"/>
               </w:rPr>
               <w:t xml:space="preserve"/>
             </w:r>
           </w:p>
         </w:tc>
-        <w:tc>
-          <w:tcPr>
-            <w:tcW w:type="dxa" w:w="4535"/>
-            <w:tcMar>
-              <w:top w:type="dxa" w:w="70"/>
-              <w:left w:type="dxa" w:w="120"/>
-              <w:bottom w:type="dxa" w:w="70"/>
-              <w:right w:type="dxa" w:w="120"/>
-            </w:tcMar>
-          </w:tcPr>
-          <w:p>
-            <w:pPr>
-              <w:spacing w:line="260"/>
-            </w:pPr>
-            <w:r>
-              <w:rPr>
-                <w:b w:val="false"/>
-                <w:bCs w:val="false"/>
-                <w:sz w:val="19"/>
-                <w:szCs w:val="19"/>
-              </w:rPr>
-              <w:t xml:space="preserve">D. You can buy food here.</w:t>
-            </w:r>
-          </w:p>
-        </w:tc>
-      </w:tr>
-      <w:tr>
-        <w:tc>
-          <w:tcPr>
-            <w:tcW w:type="dxa" w:w="4535"/>
-            <w:tcMar>
-              <w:top w:type="dxa" w:w="70"/>
-              <w:left w:type="dxa" w:w="120"/>
-              <w:bottom w:type="dxa" w:w="70"/>
-              <w:right w:type="dxa" w:w="120"/>
-            </w:tcMar>
-          </w:tcPr>
-          <w:p>
-            <w:pPr>
-              <w:spacing w:line="260"/>
-            </w:pPr>
-            <w:r>
-              <w:rPr>
-                <w:b w:val="false"/>
-                <w:bCs w:val="false"/>
-                <w:sz w:val="19"/>
-                <w:szCs w:val="19"/>
+      </w:tr>
+      <w:tr>
+        <w:trPr>
+          <w:trHeight w:val="640" w:hRule="atLeast"/>
+        </w:trPr>
+        <w:tc>
+          <w:tcPr>
+            <w:tcW w:type="dxa" w:w="6712"/>
+            <w:tcMar>
+              <w:top w:type="dxa" w:w="110"/>
+              <w:left w:type="dxa" w:w="160"/>
+              <w:bottom w:type="dxa" w:w="110"/>
+              <w:right w:type="dxa" w:w="160"/>
+            </w:tcMar>
+            <w:vAlign w:val="center"/>
+          </w:tcPr>
+          <w:p>
+            <w:pPr>
+              <w:spacing w:line="300"/>
+            </w:pPr>
+            <w:r>
+              <w:rPr>
+                <w:b w:val="false"/>
+                <w:bCs w:val="false"/>
+                <w:sz w:val="24"/>
+                <w:szCs w:val="24"/>
+              </w:rPr>
+              <w:t xml:space="preserve">WASH YOUR HANDS</w:t>
+            </w:r>
+          </w:p>
+        </w:tc>
+        <w:tc>
+          <w:tcPr>
+            <w:tcW w:type="dxa" w:w="2358"/>
+            <w:tcMar>
+              <w:top w:type="dxa" w:w="110"/>
+              <w:left w:type="dxa" w:w="160"/>
+              <w:bottom w:type="dxa" w:w="110"/>
+              <w:right w:type="dxa" w:w="160"/>
+            </w:tcMar>
+            <w:vAlign w:val="center"/>
+          </w:tcPr>
+          <w:p>
+            <w:pPr>
+              <w:spacing w:line="300"/>
+            </w:pPr>
+            <w:r>
+              <w:rPr>
+                <w:b w:val="false"/>
+                <w:bCs w:val="false"/>
+                <w:sz w:val="24"/>
+                <w:szCs w:val="24"/>
               </w:rPr>
               <w:t xml:space="preserve"/>
             </w:r>
           </w:p>
         </w:tc>
-        <w:tc>
-          <w:tcPr>
-            <w:tcW w:type="dxa" w:w="4535"/>
-            <w:tcMar>
-              <w:top w:type="dxa" w:w="70"/>
-              <w:left w:type="dxa" w:w="120"/>
-              <w:bottom w:type="dxa" w:w="70"/>
-              <w:right w:type="dxa" w:w="120"/>
-            </w:tcMar>
-          </w:tcPr>
-          <w:p>
-            <w:pPr>
-              <w:spacing w:line="260"/>
-            </w:pPr>
-            <w:r>
-              <w:rPr>
-                <w:b w:val="false"/>
-                <w:bCs w:val="false"/>
-                <w:sz w:val="19"/>
-                <w:szCs w:val="19"/>
-              </w:rPr>
-              <w:t xml:space="preserve">E. Go quickly.</w:t>
+      </w:tr>
+      <w:tr>
+        <w:trPr>
+          <w:trHeight w:val="640" w:hRule="atLeast"/>
+        </w:trPr>
+        <w:tc>
+          <w:tcPr>
+            <w:tcW w:type="dxa" w:w="6712"/>
+            <w:tcMar>
+              <w:top w:type="dxa" w:w="110"/>
+              <w:left w:type="dxa" w:w="160"/>
+              <w:bottom w:type="dxa" w:w="110"/>
+              <w:right w:type="dxa" w:w="160"/>
+            </w:tcMar>
+            <w:vAlign w:val="center"/>
+          </w:tcPr>
+          <w:p>
+            <w:pPr>
+              <w:spacing w:line="300"/>
+            </w:pPr>
+            <w:r>
+              <w:rPr>
+                <w:b w:val="false"/>
+                <w:bCs w:val="false"/>
+                <w:sz w:val="24"/>
+                <w:szCs w:val="24"/>
+              </w:rPr>
+              <w:t xml:space="preserve">QUEUE HERE</w:t>
+            </w:r>
+          </w:p>
+        </w:tc>
+        <w:tc>
+          <w:tcPr>
+            <w:tcW w:type="dxa" w:w="2358"/>
+            <w:tcMar>
+              <w:top w:type="dxa" w:w="110"/>
+              <w:left w:type="dxa" w:w="160"/>
+              <w:bottom w:type="dxa" w:w="110"/>
+              <w:right w:type="dxa" w:w="160"/>
+            </w:tcMar>
+            <w:vAlign w:val="center"/>
+          </w:tcPr>
+          <w:p>
+            <w:pPr>
+              <w:spacing w:line="300"/>
+            </w:pPr>
+            <w:r>
+              <w:rPr>
+                <w:b w:val="false"/>
+                <w:bCs w:val="false"/>
+                <w:sz w:val="24"/>
+                <w:szCs w:val="24"/>
+              </w:rPr>
+              <w:t xml:space="preserve"/>
             </w:r>
           </w:p>
         </w:tc>
       </w:tr>
     </w:tbl>
+    <w:p>
+      <w:pPr>
+        <w:spacing w:after="180" w:before="0" w:line="300"/>
+      </w:pPr>
+      <w:r>
+        <w:rPr>
+          <w:sz w:val="22"/>
+          <w:szCs w:val="22"/>
+        </w:rPr>
+        <w:t xml:space="preserve"/>
+      </w:r>
+    </w:p>
     <w:p>
       <w:pPr>
         <w:pStyle w:val="Heading2"/>
@@ -2987,23 +3017,27 @@
         </w:tblBorders>
       </w:tblPr>
       <w:tblGrid>
-        <w:gridCol w:w="4535"/>
-        <w:gridCol w:w="4535"/>
+        <w:gridCol w:w="3447"/>
+        <w:gridCol w:w="5623"/>
       </w:tblGrid>
       <w:tr>
-        <w:tc>
-          <w:tcPr>
-            <w:tcW w:type="dxa" w:w="4535"/>
-            <w:tcMar>
-              <w:top w:type="dxa" w:w="70"/>
-              <w:left w:type="dxa" w:w="120"/>
-              <w:bottom w:type="dxa" w:w="70"/>
-              <w:right w:type="dxa" w:w="120"/>
-            </w:tcMar>
-          </w:tcPr>
-          <w:p>
-            <w:pPr>
-              <w:spacing w:line="260"/>
+        <w:trPr>
+          <w:trHeight w:val="400" w:hRule="atLeast"/>
+        </w:trPr>
+        <w:tc>
+          <w:tcPr>
+            <w:tcW w:type="dxa" w:w="3447"/>
+            <w:tcMar>
+              <w:top w:type="dxa" w:w="110"/>
+              <w:left w:type="dxa" w:w="160"/>
+              <w:bottom w:type="dxa" w:w="110"/>
+              <w:right w:type="dxa" w:w="160"/>
+            </w:tcMar>
+            <w:vAlign w:val="center"/>
+          </w:tcPr>
+          <w:p>
+            <w:pPr>
+              <w:spacing w:line="300"/>
             </w:pPr>
             <w:r>
               <w:rPr>
@@ -3019,17 +3053,18 @@
         </w:tc>
         <w:tc>
           <w:tcPr>
-            <w:tcW w:type="dxa" w:w="4535"/>
-            <w:tcMar>
-              <w:top w:type="dxa" w:w="70"/>
-              <w:left w:type="dxa" w:w="120"/>
-              <w:bottom w:type="dxa" w:w="70"/>
-              <w:right w:type="dxa" w:w="120"/>
-            </w:tcMar>
-          </w:tcPr>
-          <w:p>
-            <w:pPr>
-              <w:spacing w:line="260"/>
+            <w:tcW w:type="dxa" w:w="5623"/>
+            <w:tcMar>
+              <w:top w:type="dxa" w:w="110"/>
+              <w:left w:type="dxa" w:w="160"/>
+              <w:bottom w:type="dxa" w:w="110"/>
+              <w:right w:type="dxa" w:w="160"/>
+            </w:tcMar>
+            <w:vAlign w:val="center"/>
+          </w:tcPr>
+          <w:p>
+            <w:pPr>
+              <w:spacing w:line="300"/>
             </w:pPr>
             <w:r>
               <w:rPr>
@@ -3045,26 +3080,30 @@
         </w:tc>
       </w:tr>
       <w:tr>
-        <w:tc>
-          <w:tcPr>
-            <w:tcW w:type="dxa" w:w="4535"/>
-            <w:tcMar>
-              <w:top w:type="dxa" w:w="70"/>
-              <w:left w:type="dxa" w:w="120"/>
-              <w:bottom w:type="dxa" w:w="70"/>
-              <w:right w:type="dxa" w:w="120"/>
-            </w:tcMar>
-          </w:tcPr>
-          <w:p>
-            <w:pPr>
-              <w:spacing w:line="260"/>
-            </w:pPr>
-            <w:r>
-              <w:rPr>
-                <w:b w:val="false"/>
-                <w:bCs w:val="false"/>
-                <w:sz w:val="19"/>
-                <w:szCs w:val="19"/>
+        <w:trPr>
+          <w:trHeight w:val="640" w:hRule="atLeast"/>
+        </w:trPr>
+        <w:tc>
+          <w:tcPr>
+            <w:tcW w:type="dxa" w:w="3447"/>
+            <w:tcMar>
+              <w:top w:type="dxa" w:w="110"/>
+              <w:left w:type="dxa" w:w="160"/>
+              <w:bottom w:type="dxa" w:w="110"/>
+              <w:right w:type="dxa" w:w="160"/>
+            </w:tcMar>
+            <w:vAlign w:val="center"/>
+          </w:tcPr>
+          <w:p>
+            <w:pPr>
+              <w:spacing w:line="300"/>
+            </w:pPr>
+            <w:r>
+              <w:rPr>
+                <w:b w:val="false"/>
+                <w:bCs w:val="false"/>
+                <w:sz w:val="24"/>
+                <w:szCs w:val="24"/>
               </w:rPr>
               <w:t xml:space="preserve">Age</w:t>
             </w:r>
@@ -3072,24 +3111,25 @@
         </w:tc>
         <w:tc>
           <w:tcPr>
-            <w:tcW w:type="dxa" w:w="4535"/>
-            <w:tcMar>
-              <w:top w:type="dxa" w:w="70"/>
-              <w:left w:type="dxa" w:w="120"/>
-              <w:bottom w:type="dxa" w:w="70"/>
-              <w:right w:type="dxa" w:w="120"/>
-            </w:tcMar>
-          </w:tcPr>
-          <w:p>
-            <w:pPr>
-              <w:spacing w:line="260"/>
-            </w:pPr>
-            <w:r>
-              <w:rPr>
-                <w:b w:val="false"/>
-                <w:bCs w:val="false"/>
-                <w:sz w:val="19"/>
-                <w:szCs w:val="19"/>
+            <w:tcW w:type="dxa" w:w="5623"/>
+            <w:tcMar>
+              <w:top w:type="dxa" w:w="110"/>
+              <w:left w:type="dxa" w:w="160"/>
+              <w:bottom w:type="dxa" w:w="110"/>
+              <w:right w:type="dxa" w:w="160"/>
+            </w:tcMar>
+            <w:vAlign w:val="center"/>
+          </w:tcPr>
+          <w:p>
+            <w:pPr>
+              <w:spacing w:line="300"/>
+            </w:pPr>
+            <w:r>
+              <w:rPr>
+                <w:b w:val="false"/>
+                <w:bCs w:val="false"/>
+                <w:sz w:val="24"/>
+                <w:szCs w:val="24"/>
               </w:rPr>
               <w:t xml:space="preserve"/>
             </w:r>
@@ -3097,26 +3137,30 @@
         </w:tc>
       </w:tr>
       <w:tr>
-        <w:tc>
-          <w:tcPr>
-            <w:tcW w:type="dxa" w:w="4535"/>
-            <w:tcMar>
-              <w:top w:type="dxa" w:w="70"/>
-              <w:left w:type="dxa" w:w="120"/>
-              <w:bottom w:type="dxa" w:w="70"/>
-              <w:right w:type="dxa" w:w="120"/>
-            </w:tcMar>
-          </w:tcPr>
-          <w:p>
-            <w:pPr>
-              <w:spacing w:line="260"/>
-            </w:pPr>
-            <w:r>
-              <w:rPr>
-                <w:b w:val="false"/>
-                <w:bCs w:val="false"/>
-                <w:sz w:val="19"/>
-                <w:szCs w:val="19"/>
+        <w:trPr>
+          <w:trHeight w:val="640" w:hRule="atLeast"/>
+        </w:trPr>
+        <w:tc>
+          <w:tcPr>
+            <w:tcW w:type="dxa" w:w="3447"/>
+            <w:tcMar>
+              <w:top w:type="dxa" w:w="110"/>
+              <w:left w:type="dxa" w:w="160"/>
+              <w:bottom w:type="dxa" w:w="110"/>
+              <w:right w:type="dxa" w:w="160"/>
+            </w:tcMar>
+            <w:vAlign w:val="center"/>
+          </w:tcPr>
+          <w:p>
+            <w:pPr>
+              <w:spacing w:line="300"/>
+            </w:pPr>
+            <w:r>
+              <w:rPr>
+                <w:b w:val="false"/>
+                <w:bCs w:val="false"/>
+                <w:sz w:val="24"/>
+                <w:szCs w:val="24"/>
               </w:rPr>
               <w:t xml:space="preserve">Female / Male</w:t>
             </w:r>
@@ -3124,24 +3168,25 @@
         </w:tc>
         <w:tc>
           <w:tcPr>
-            <w:tcW w:type="dxa" w:w="4535"/>
-            <w:tcMar>
-              <w:top w:type="dxa" w:w="70"/>
-              <w:left w:type="dxa" w:w="120"/>
-              <w:bottom w:type="dxa" w:w="70"/>
-              <w:right w:type="dxa" w:w="120"/>
-            </w:tcMar>
-          </w:tcPr>
-          <w:p>
-            <w:pPr>
-              <w:spacing w:line="260"/>
-            </w:pPr>
-            <w:r>
-              <w:rPr>
-                <w:b w:val="false"/>
-                <w:bCs w:val="false"/>
-                <w:sz w:val="19"/>
-                <w:szCs w:val="19"/>
+            <w:tcW w:type="dxa" w:w="5623"/>
+            <w:tcMar>
+              <w:top w:type="dxa" w:w="110"/>
+              <w:left w:type="dxa" w:w="160"/>
+              <w:bottom w:type="dxa" w:w="110"/>
+              <w:right w:type="dxa" w:w="160"/>
+            </w:tcMar>
+            <w:vAlign w:val="center"/>
+          </w:tcPr>
+          <w:p>
+            <w:pPr>
+              <w:spacing w:line="300"/>
+            </w:pPr>
+            <w:r>
+              <w:rPr>
+                <w:b w:val="false"/>
+                <w:bCs w:val="false"/>
+                <w:sz w:val="24"/>
+                <w:szCs w:val="24"/>
               </w:rPr>
               <w:t xml:space="preserve"/>
             </w:r>
@@ -3149,26 +3194,30 @@
         </w:tc>
       </w:tr>
       <w:tr>
-        <w:tc>
-          <w:tcPr>
-            <w:tcW w:type="dxa" w:w="4535"/>
-            <w:tcMar>
-              <w:top w:type="dxa" w:w="70"/>
-              <w:left w:type="dxa" w:w="120"/>
-              <w:bottom w:type="dxa" w:w="70"/>
-              <w:right w:type="dxa" w:w="120"/>
-            </w:tcMar>
-          </w:tcPr>
-          <w:p>
-            <w:pPr>
-              <w:spacing w:line="260"/>
-            </w:pPr>
-            <w:r>
-              <w:rPr>
-                <w:b w:val="false"/>
-                <w:bCs w:val="false"/>
-                <w:sz w:val="19"/>
-                <w:szCs w:val="19"/>
+        <w:trPr>
+          <w:trHeight w:val="640" w:hRule="atLeast"/>
+        </w:trPr>
+        <w:tc>
+          <w:tcPr>
+            <w:tcW w:type="dxa" w:w="3447"/>
+            <w:tcMar>
+              <w:top w:type="dxa" w:w="110"/>
+              <w:left w:type="dxa" w:w="160"/>
+              <w:bottom w:type="dxa" w:w="110"/>
+              <w:right w:type="dxa" w:w="160"/>
+            </w:tcMar>
+            <w:vAlign w:val="center"/>
+          </w:tcPr>
+          <w:p>
+            <w:pPr>
+              <w:spacing w:line="300"/>
+            </w:pPr>
+            <w:r>
+              <w:rPr>
+                <w:b w:val="false"/>
+                <w:bCs w:val="false"/>
+                <w:sz w:val="24"/>
+                <w:szCs w:val="24"/>
               </w:rPr>
               <w:t xml:space="preserve">Block</w:t>
             </w:r>
@@ -3176,24 +3225,25 @@
         </w:tc>
         <w:tc>
           <w:tcPr>
-            <w:tcW w:type="dxa" w:w="4535"/>
-            <w:tcMar>
-              <w:top w:type="dxa" w:w="70"/>
-              <w:left w:type="dxa" w:w="120"/>
-              <w:bottom w:type="dxa" w:w="70"/>
-              <w:right w:type="dxa" w:w="120"/>
-            </w:tcMar>
-          </w:tcPr>
-          <w:p>
-            <w:pPr>
-              <w:spacing w:line="260"/>
-            </w:pPr>
-            <w:r>
-              <w:rPr>
-                <w:b w:val="false"/>
-                <w:bCs w:val="false"/>
-                <w:sz w:val="19"/>
-                <w:szCs w:val="19"/>
+            <w:tcW w:type="dxa" w:w="5623"/>
+            <w:tcMar>
+              <w:top w:type="dxa" w:w="110"/>
+              <w:left w:type="dxa" w:w="160"/>
+              <w:bottom w:type="dxa" w:w="110"/>
+              <w:right w:type="dxa" w:w="160"/>
+            </w:tcMar>
+            <w:vAlign w:val="center"/>
+          </w:tcPr>
+          <w:p>
+            <w:pPr>
+              <w:spacing w:line="300"/>
+            </w:pPr>
+            <w:r>
+              <w:rPr>
+                <w:b w:val="false"/>
+                <w:bCs w:val="false"/>
+                <w:sz w:val="24"/>
+                <w:szCs w:val="24"/>
               </w:rPr>
               <w:t xml:space="preserve"/>
             </w:r>
@@ -3201,26 +3251,30 @@
         </w:tc>
       </w:tr>
       <w:tr>
-        <w:tc>
-          <w:tcPr>
-            <w:tcW w:type="dxa" w:w="4535"/>
-            <w:tcMar>
-              <w:top w:type="dxa" w:w="70"/>
-              <w:left w:type="dxa" w:w="120"/>
-              <w:bottom w:type="dxa" w:w="70"/>
-              <w:right w:type="dxa" w:w="120"/>
-            </w:tcMar>
-          </w:tcPr>
-          <w:p>
-            <w:pPr>
-              <w:spacing w:line="260"/>
-            </w:pPr>
-            <w:r>
-              <w:rPr>
-                <w:b w:val="false"/>
-                <w:bCs w:val="false"/>
-                <w:sz w:val="19"/>
-                <w:szCs w:val="19"/>
+        <w:trPr>
+          <w:trHeight w:val="640" w:hRule="atLeast"/>
+        </w:trPr>
+        <w:tc>
+          <w:tcPr>
+            <w:tcW w:type="dxa" w:w="3447"/>
+            <w:tcMar>
+              <w:top w:type="dxa" w:w="110"/>
+              <w:left w:type="dxa" w:w="160"/>
+              <w:bottom w:type="dxa" w:w="110"/>
+              <w:right w:type="dxa" w:w="160"/>
+            </w:tcMar>
+            <w:vAlign w:val="center"/>
+          </w:tcPr>
+          <w:p>
+            <w:pPr>
+              <w:spacing w:line="300"/>
+            </w:pPr>
+            <w:r>
+              <w:rPr>
+                <w:b w:val="false"/>
+                <w:bCs w:val="false"/>
+                <w:sz w:val="24"/>
+                <w:szCs w:val="24"/>
               </w:rPr>
               <w:t xml:space="preserve">Learning centre</w:t>
             </w:r>
@@ -3228,24 +3282,25 @@
         </w:tc>
         <w:tc>
           <w:tcPr>
-            <w:tcW w:type="dxa" w:w="4535"/>
-            <w:tcMar>
-              <w:top w:type="dxa" w:w="70"/>
-              <w:left w:type="dxa" w:w="120"/>
-              <w:bottom w:type="dxa" w:w="70"/>
-              <w:right w:type="dxa" w:w="120"/>
-            </w:tcMar>
-          </w:tcPr>
-          <w:p>
-            <w:pPr>
-              <w:spacing w:line="260"/>
-            </w:pPr>
-            <w:r>
-              <w:rPr>
-                <w:b w:val="false"/>
-                <w:bCs w:val="false"/>
-                <w:sz w:val="19"/>
-                <w:szCs w:val="19"/>
+            <w:tcW w:type="dxa" w:w="5623"/>
+            <w:tcMar>
+              <w:top w:type="dxa" w:w="110"/>
+              <w:left w:type="dxa" w:w="160"/>
+              <w:bottom w:type="dxa" w:w="110"/>
+              <w:right w:type="dxa" w:w="160"/>
+            </w:tcMar>
+            <w:vAlign w:val="center"/>
+          </w:tcPr>
+          <w:p>
+            <w:pPr>
+              <w:spacing w:line="300"/>
+            </w:pPr>
+            <w:r>
+              <w:rPr>
+                <w:b w:val="false"/>
+                <w:bCs w:val="false"/>
+                <w:sz w:val="24"/>
+                <w:szCs w:val="24"/>
               </w:rPr>
               <w:t xml:space="preserve"/>
             </w:r>
@@ -3253,26 +3308,30 @@
         </w:tc>
       </w:tr>
       <w:tr>
-        <w:tc>
-          <w:tcPr>
-            <w:tcW w:type="dxa" w:w="4535"/>
-            <w:tcMar>
-              <w:top w:type="dxa" w:w="70"/>
-              <w:left w:type="dxa" w:w="120"/>
-              <w:bottom w:type="dxa" w:w="70"/>
-              <w:right w:type="dxa" w:w="120"/>
-            </w:tcMar>
-          </w:tcPr>
-          <w:p>
-            <w:pPr>
-              <w:spacing w:line="260"/>
-            </w:pPr>
-            <w:r>
-              <w:rPr>
-                <w:b w:val="false"/>
-                <w:bCs w:val="false"/>
-                <w:sz w:val="19"/>
-                <w:szCs w:val="19"/>
+        <w:trPr>
+          <w:trHeight w:val="640" w:hRule="atLeast"/>
+        </w:trPr>
+        <w:tc>
+          <w:tcPr>
+            <w:tcW w:type="dxa" w:w="3447"/>
+            <w:tcMar>
+              <w:top w:type="dxa" w:w="110"/>
+              <w:left w:type="dxa" w:w="160"/>
+              <w:bottom w:type="dxa" w:w="110"/>
+              <w:right w:type="dxa" w:w="160"/>
+            </w:tcMar>
+            <w:vAlign w:val="center"/>
+          </w:tcPr>
+          <w:p>
+            <w:pPr>
+              <w:spacing w:line="300"/>
+            </w:pPr>
+            <w:r>
+              <w:rPr>
+                <w:b w:val="false"/>
+                <w:bCs w:val="false"/>
+                <w:sz w:val="24"/>
+                <w:szCs w:val="24"/>
               </w:rPr>
               <w:t xml:space="preserve">Languages you speak</w:t>
             </w:r>
@@ -3280,24 +3339,25 @@
         </w:tc>
         <w:tc>
           <w:tcPr>
-            <w:tcW w:type="dxa" w:w="4535"/>
-            <w:tcMar>
-              <w:top w:type="dxa" w:w="70"/>
-              <w:left w:type="dxa" w:w="120"/>
-              <w:bottom w:type="dxa" w:w="70"/>
-              <w:right w:type="dxa" w:w="120"/>
-            </w:tcMar>
-          </w:tcPr>
-          <w:p>
-            <w:pPr>
-              <w:spacing w:line="260"/>
-            </w:pPr>
-            <w:r>
-              <w:rPr>
-                <w:b w:val="false"/>
-                <w:bCs w:val="false"/>
-                <w:sz w:val="19"/>
-                <w:szCs w:val="19"/>
+            <w:tcW w:type="dxa" w:w="5623"/>
+            <w:tcMar>
+              <w:top w:type="dxa" w:w="110"/>
+              <w:left w:type="dxa" w:w="160"/>
+              <w:bottom w:type="dxa" w:w="110"/>
+              <w:right w:type="dxa" w:w="160"/>
+            </w:tcMar>
+            <w:vAlign w:val="center"/>
+          </w:tcPr>
+          <w:p>
+            <w:pPr>
+              <w:spacing w:line="300"/>
+            </w:pPr>
+            <w:r>
+              <w:rPr>
+                <w:b w:val="false"/>
+                <w:bCs w:val="false"/>
+                <w:sz w:val="24"/>
+                <w:szCs w:val="24"/>
               </w:rPr>
               <w:t xml:space="preserve"/>
             </w:r>
@@ -3305,26 +3365,30 @@
         </w:tc>
       </w:tr>
       <w:tr>
-        <w:tc>
-          <w:tcPr>
-            <w:tcW w:type="dxa" w:w="4535"/>
-            <w:tcMar>
-              <w:top w:type="dxa" w:w="70"/>
-              <w:left w:type="dxa" w:w="120"/>
-              <w:bottom w:type="dxa" w:w="70"/>
-              <w:right w:type="dxa" w:w="120"/>
-            </w:tcMar>
-          </w:tcPr>
-          <w:p>
-            <w:pPr>
-              <w:spacing w:line="260"/>
-            </w:pPr>
-            <w:r>
-              <w:rPr>
-                <w:b w:val="false"/>
-                <w:bCs w:val="false"/>
-                <w:sz w:val="19"/>
-                <w:szCs w:val="19"/>
+        <w:trPr>
+          <w:trHeight w:val="640" w:hRule="atLeast"/>
+        </w:trPr>
+        <w:tc>
+          <w:tcPr>
+            <w:tcW w:type="dxa" w:w="3447"/>
+            <w:tcMar>
+              <w:top w:type="dxa" w:w="110"/>
+              <w:left w:type="dxa" w:w="160"/>
+              <w:bottom w:type="dxa" w:w="110"/>
+              <w:right w:type="dxa" w:w="160"/>
+            </w:tcMar>
+            <w:vAlign w:val="center"/>
+          </w:tcPr>
+          <w:p>
+            <w:pPr>
+              <w:spacing w:line="300"/>
+            </w:pPr>
+            <w:r>
+              <w:rPr>
+                <w:b w:val="false"/>
+                <w:bCs w:val="false"/>
+                <w:sz w:val="24"/>
+                <w:szCs w:val="24"/>
               </w:rPr>
               <w:t xml:space="preserve">A phone number we can use</w:t>
             </w:r>
@@ -3332,24 +3396,25 @@
         </w:tc>
         <w:tc>
           <w:tcPr>
-            <w:tcW w:type="dxa" w:w="4535"/>
-            <w:tcMar>
-              <w:top w:type="dxa" w:w="70"/>
-              <w:left w:type="dxa" w:w="120"/>
-              <w:bottom w:type="dxa" w:w="70"/>
-              <w:right w:type="dxa" w:w="120"/>
-            </w:tcMar>
-          </w:tcPr>
-          <w:p>
-            <w:pPr>
-              <w:spacing w:line="260"/>
-            </w:pPr>
-            <w:r>
-              <w:rPr>
-                <w:b w:val="false"/>
-                <w:bCs w:val="false"/>
-                <w:sz w:val="19"/>
-                <w:szCs w:val="19"/>
+            <w:tcW w:type="dxa" w:w="5623"/>
+            <w:tcMar>
+              <w:top w:type="dxa" w:w="110"/>
+              <w:left w:type="dxa" w:w="160"/>
+              <w:bottom w:type="dxa" w:w="110"/>
+              <w:right w:type="dxa" w:w="160"/>
+            </w:tcMar>
+            <w:vAlign w:val="center"/>
+          </w:tcPr>
+          <w:p>
+            <w:pPr>
+              <w:spacing w:line="300"/>
+            </w:pPr>
+            <w:r>
+              <w:rPr>
+                <w:b w:val="false"/>
+                <w:bCs w:val="false"/>
+                <w:sz w:val="24"/>
+                <w:szCs w:val="24"/>
               </w:rPr>
               <w:t xml:space="preserve"/>
             </w:r>
@@ -3357,26 +3422,30 @@
         </w:tc>
       </w:tr>
       <w:tr>
-        <w:tc>
-          <w:tcPr>
-            <w:tcW w:type="dxa" w:w="4535"/>
-            <w:tcMar>
-              <w:top w:type="dxa" w:w="70"/>
-              <w:left w:type="dxa" w:w="120"/>
-              <w:bottom w:type="dxa" w:w="70"/>
-              <w:right w:type="dxa" w:w="120"/>
-            </w:tcMar>
-          </w:tcPr>
-          <w:p>
-            <w:pPr>
-              <w:spacing w:line="260"/>
-            </w:pPr>
-            <w:r>
-              <w:rPr>
-                <w:b w:val="false"/>
-                <w:bCs w:val="false"/>
-                <w:sz w:val="19"/>
-                <w:szCs w:val="19"/>
+        <w:trPr>
+          <w:trHeight w:val="640" w:hRule="atLeast"/>
+        </w:trPr>
+        <w:tc>
+          <w:tcPr>
+            <w:tcW w:type="dxa" w:w="3447"/>
+            <w:tcMar>
+              <w:top w:type="dxa" w:w="110"/>
+              <w:left w:type="dxa" w:w="160"/>
+              <w:bottom w:type="dxa" w:w="110"/>
+              <w:right w:type="dxa" w:w="160"/>
+            </w:tcMar>
+            <w:vAlign w:val="center"/>
+          </w:tcPr>
+          <w:p>
+            <w:pPr>
+              <w:spacing w:line="300"/>
+            </w:pPr>
+            <w:r>
+              <w:rPr>
+                <w:b w:val="false"/>
+                <w:bCs w:val="false"/>
+                <w:sz w:val="24"/>
+                <w:szCs w:val="24"/>
               </w:rPr>
               <w:t xml:space="preserve">Today's date</w:t>
             </w:r>
@@ -3384,24 +3453,25 @@
         </w:tc>
         <w:tc>
           <w:tcPr>
-            <w:tcW w:type="dxa" w:w="4535"/>
-            <w:tcMar>
-              <w:top w:type="dxa" w:w="70"/>
-              <w:left w:type="dxa" w:w="120"/>
-              <w:bottom w:type="dxa" w:w="70"/>
-              <w:right w:type="dxa" w:w="120"/>
-            </w:tcMar>
-          </w:tcPr>
-          <w:p>
-            <w:pPr>
-              <w:spacing w:line="260"/>
-            </w:pPr>
-            <w:r>
-              <w:rPr>
-                <w:b w:val="false"/>
-                <w:bCs w:val="false"/>
-                <w:sz w:val="19"/>
-                <w:szCs w:val="19"/>
+            <w:tcW w:type="dxa" w:w="5623"/>
+            <w:tcMar>
+              <w:top w:type="dxa" w:w="110"/>
+              <w:left w:type="dxa" w:w="160"/>
+              <w:bottom w:type="dxa" w:w="110"/>
+              <w:right w:type="dxa" w:w="160"/>
+            </w:tcMar>
+            <w:vAlign w:val="center"/>
+          </w:tcPr>
+          <w:p>
+            <w:pPr>
+              <w:spacing w:line="300"/>
+            </w:pPr>
+            <w:r>
+              <w:rPr>
+                <w:b w:val="false"/>
+                <w:bCs w:val="false"/>
+                <w:sz w:val="24"/>
+                <w:szCs w:val="24"/>
               </w:rPr>
               <w:t xml:space="preserve"/>
             </w:r>
@@ -3409,6 +3479,18 @@
         </w:tc>
       </w:tr>
     </w:tbl>
+    <w:p>
+      <w:pPr>
+        <w:spacing w:after="180" w:before="0" w:line="300"/>
+      </w:pPr>
+      <w:r>
+        <w:rPr>
+          <w:sz w:val="22"/>
+          <w:szCs w:val="22"/>
+        </w:rPr>
+        <w:t xml:space="preserve"/>
+      </w:r>
+    </w:p>
     <w:p>
       <w:pPr>
         <w:pStyle w:val="Heading2"/>

--- a/public/downloads/cb-en-check-endline.docx
+++ b/public/downloads/cb-en-check-endline.docx
@@ -187,11 +187,6 @@
       </w:r>
     </w:p>
     <w:p>
-      <w:r>
-        <w:br w:type="page"/>
-      </w:r>
-    </w:p>
-    <w:p>
       <w:pPr>
         <w:pStyle w:val="Heading1"/>
         <w:keepNext/>
@@ -267,7 +262,7 @@
       </w:tblGrid>
       <w:tr>
         <w:trPr>
-          <w:trHeight w:val="900" w:hRule="atLeast"/>
+          <w:trHeight w:val="620" w:hRule="atLeast"/>
         </w:trPr>
         <w:tc>
           <w:tcPr>
@@ -286,8 +281,8 @@
             </w:pPr>
             <w:r>
               <w:rPr>
-                <w:sz w:val="52"/>
-                <w:szCs w:val="52"/>
+                <w:sz w:val="44"/>
+                <w:szCs w:val="44"/>
               </w:rPr>
               <w:t xml:space="preserve">m</w:t>
             </w:r>
@@ -310,8 +305,8 @@
             </w:pPr>
             <w:r>
               <w:rPr>
-                <w:sz w:val="52"/>
-                <w:szCs w:val="52"/>
+                <w:sz w:val="44"/>
+                <w:szCs w:val="44"/>
               </w:rPr>
               <w:t xml:space="preserve">o · m · t · a</w:t>
             </w:r>
@@ -320,7 +315,7 @@
       </w:tr>
       <w:tr>
         <w:trPr>
-          <w:trHeight w:val="900" w:hRule="atLeast"/>
+          <w:trHeight w:val="620" w:hRule="atLeast"/>
         </w:trPr>
         <w:tc>
           <w:tcPr>
@@ -339,8 +334,8 @@
             </w:pPr>
             <w:r>
               <w:rPr>
-                <w:sz w:val="52"/>
-                <w:szCs w:val="52"/>
+                <w:sz w:val="44"/>
+                <w:szCs w:val="44"/>
               </w:rPr>
               <w:t xml:space="preserve">o</w:t>
             </w:r>
@@ -363,8 +358,8 @@
             </w:pPr>
             <w:r>
               <w:rPr>
-                <w:sz w:val="52"/>
-                <w:szCs w:val="52"/>
+                <w:sz w:val="44"/>
+                <w:szCs w:val="44"/>
               </w:rPr>
               <w:t xml:space="preserve">c · n · o · s</w:t>
             </w:r>
@@ -373,7 +368,7 @@
       </w:tr>
       <w:tr>
         <w:trPr>
-          <w:trHeight w:val="900" w:hRule="atLeast"/>
+          <w:trHeight w:val="620" w:hRule="atLeast"/>
         </w:trPr>
         <w:tc>
           <w:tcPr>
@@ -392,8 +387,8 @@
             </w:pPr>
             <w:r>
               <w:rPr>
-                <w:sz w:val="52"/>
-                <w:szCs w:val="52"/>
+                <w:sz w:val="44"/>
+                <w:szCs w:val="44"/>
               </w:rPr>
               <w:t xml:space="preserve">u</w:t>
             </w:r>
@@ -416,8 +411,8 @@
             </w:pPr>
             <w:r>
               <w:rPr>
-                <w:sz w:val="52"/>
-                <w:szCs w:val="52"/>
+                <w:sz w:val="44"/>
+                <w:szCs w:val="44"/>
               </w:rPr>
               <w:t xml:space="preserve">u · l · a · t</w:t>
             </w:r>
@@ -426,7 +421,7 @@
       </w:tr>
       <w:tr>
         <w:trPr>
-          <w:trHeight w:val="900" w:hRule="atLeast"/>
+          <w:trHeight w:val="620" w:hRule="atLeast"/>
         </w:trPr>
         <w:tc>
           <w:tcPr>
@@ -445,8 +440,8 @@
             </w:pPr>
             <w:r>
               <w:rPr>
-                <w:sz w:val="52"/>
-                <w:szCs w:val="52"/>
+                <w:sz w:val="44"/>
+                <w:szCs w:val="44"/>
               </w:rPr>
               <w:t xml:space="preserve">c</w:t>
             </w:r>
@@ -469,8 +464,8 @@
             </w:pPr>
             <w:r>
               <w:rPr>
-                <w:sz w:val="52"/>
-                <w:szCs w:val="52"/>
+                <w:sz w:val="44"/>
+                <w:szCs w:val="44"/>
               </w:rPr>
               <w:t xml:space="preserve">t · s · c · n</w:t>
             </w:r>
@@ -479,7 +474,7 @@
       </w:tr>
       <w:tr>
         <w:trPr>
-          <w:trHeight w:val="900" w:hRule="atLeast"/>
+          <w:trHeight w:val="620" w:hRule="atLeast"/>
         </w:trPr>
         <w:tc>
           <w:tcPr>
@@ -498,8 +493,8 @@
             </w:pPr>
             <w:r>
               <w:rPr>
-                <w:sz w:val="52"/>
-                <w:szCs w:val="52"/>
+                <w:sz w:val="44"/>
+                <w:szCs w:val="44"/>
               </w:rPr>
               <w:t xml:space="preserve">l</w:t>
             </w:r>
@@ -522,8 +517,8 @@
             </w:pPr>
             <w:r>
               <w:rPr>
-                <w:sz w:val="52"/>
-                <w:szCs w:val="52"/>
+                <w:sz w:val="44"/>
+                <w:szCs w:val="44"/>
               </w:rPr>
               <w:t xml:space="preserve">a · l · o · m</w:t>
             </w:r>
@@ -532,7 +527,7 @@
       </w:tr>
       <w:tr>
         <w:trPr>
-          <w:trHeight w:val="900" w:hRule="atLeast"/>
+          <w:trHeight w:val="620" w:hRule="atLeast"/>
         </w:trPr>
         <w:tc>
           <w:tcPr>
@@ -551,8 +546,8 @@
             </w:pPr>
             <w:r>
               <w:rPr>
-                <w:sz w:val="52"/>
-                <w:szCs w:val="52"/>
+                <w:sz w:val="44"/>
+                <w:szCs w:val="44"/>
               </w:rPr>
               <w:t xml:space="preserve">s</w:t>
             </w:r>
@@ -575,8 +570,8 @@
             </w:pPr>
             <w:r>
               <w:rPr>
-                <w:sz w:val="52"/>
-                <w:szCs w:val="52"/>
+                <w:sz w:val="44"/>
+                <w:szCs w:val="44"/>
               </w:rPr>
               <w:t xml:space="preserve">n · u · s · c</w:t>
             </w:r>
@@ -586,7 +581,7 @@
     </w:tbl>
     <w:p>
       <w:pPr>
-        <w:spacing w:after="120" w:before="0" w:line="300"/>
+        <w:spacing w:after="90" w:before="0" w:line="300"/>
       </w:pPr>
       <w:r>
         <w:rPr>
@@ -643,7 +638,7 @@
       </w:tblGrid>
       <w:tr>
         <w:trPr>
-          <w:trHeight w:val="900" w:hRule="atLeast"/>
+          <w:trHeight w:val="620" w:hRule="atLeast"/>
         </w:trPr>
         <w:tc>
           <w:tcPr>
@@ -662,8 +657,8 @@
             </w:pPr>
             <w:r>
               <w:rPr>
-                <w:sz w:val="52"/>
-                <w:szCs w:val="52"/>
+                <w:sz w:val="44"/>
+                <w:szCs w:val="44"/>
               </w:rPr>
               <w:t xml:space="preserve">cat</w:t>
             </w:r>
@@ -686,8 +681,8 @@
             </w:pPr>
             <w:r>
               <w:rPr>
-                <w:sz w:val="52"/>
-                <w:szCs w:val="52"/>
+                <w:sz w:val="44"/>
+                <w:szCs w:val="44"/>
               </w:rPr>
               <w:t xml:space="preserve">tac · cta · cat</w:t>
             </w:r>
@@ -696,7 +691,7 @@
       </w:tr>
       <w:tr>
         <w:trPr>
-          <w:trHeight w:val="900" w:hRule="atLeast"/>
+          <w:trHeight w:val="620" w:hRule="atLeast"/>
         </w:trPr>
         <w:tc>
           <w:tcPr>
@@ -715,8 +710,8 @@
             </w:pPr>
             <w:r>
               <w:rPr>
-                <w:sz w:val="52"/>
-                <w:szCs w:val="52"/>
+                <w:sz w:val="44"/>
+                <w:szCs w:val="44"/>
               </w:rPr>
               <w:t xml:space="preserve">cot</w:t>
             </w:r>
@@ -739,8 +734,8 @@
             </w:pPr>
             <w:r>
               <w:rPr>
-                <w:sz w:val="52"/>
-                <w:szCs w:val="52"/>
+                <w:sz w:val="44"/>
+                <w:szCs w:val="44"/>
               </w:rPr>
               <w:t xml:space="preserve">cot · toc · cto</w:t>
             </w:r>
@@ -749,7 +744,7 @@
       </w:tr>
       <w:tr>
         <w:trPr>
-          <w:trHeight w:val="900" w:hRule="atLeast"/>
+          <w:trHeight w:val="620" w:hRule="atLeast"/>
         </w:trPr>
         <w:tc>
           <w:tcPr>
@@ -768,8 +763,8 @@
             </w:pPr>
             <w:r>
               <w:rPr>
-                <w:sz w:val="52"/>
-                <w:szCs w:val="52"/>
+                <w:sz w:val="44"/>
+                <w:szCs w:val="44"/>
               </w:rPr>
               <w:t xml:space="preserve">nut</w:t>
             </w:r>
@@ -792,8 +787,8 @@
             </w:pPr>
             <w:r>
               <w:rPr>
-                <w:sz w:val="52"/>
-                <w:szCs w:val="52"/>
+                <w:sz w:val="44"/>
+                <w:szCs w:val="44"/>
               </w:rPr>
               <w:t xml:space="preserve">tun · nun · nut</w:t>
             </w:r>
@@ -802,7 +797,7 @@
       </w:tr>
       <w:tr>
         <w:trPr>
-          <w:trHeight w:val="900" w:hRule="atLeast"/>
+          <w:trHeight w:val="620" w:hRule="atLeast"/>
         </w:trPr>
         <w:tc>
           <w:tcPr>
@@ -821,8 +816,8 @@
             </w:pPr>
             <w:r>
               <w:rPr>
-                <w:sz w:val="52"/>
-                <w:szCs w:val="52"/>
+                <w:sz w:val="44"/>
+                <w:szCs w:val="44"/>
               </w:rPr>
               <w:t xml:space="preserve">from</w:t>
             </w:r>
@@ -845,8 +840,8 @@
             </w:pPr>
             <w:r>
               <w:rPr>
-                <w:sz w:val="52"/>
-                <w:szCs w:val="52"/>
+                <w:sz w:val="44"/>
+                <w:szCs w:val="44"/>
               </w:rPr>
               <w:t xml:space="preserve">form · from · four</w:t>
             </w:r>
@@ -856,7 +851,7 @@
     </w:tbl>
     <w:p>
       <w:pPr>
-        <w:spacing w:after="120" w:before="0" w:line="300"/>
+        <w:spacing w:after="90" w:before="0" w:line="300"/>
       </w:pPr>
       <w:r>
         <w:rPr>
@@ -885,7 +880,7 @@
     </w:p>
     <w:p>
       <w:pPr>
-        <w:spacing w:after="170" w:before="0" w:line="330"/>
+        <w:spacing w:after="110" w:before="0" w:line="300"/>
       </w:pPr>
       <w:r>
         <w:rPr>
@@ -897,7 +892,7 @@
     </w:p>
     <w:p>
       <w:pPr>
-        <w:spacing w:after="170" w:before="0" w:line="330"/>
+        <w:spacing w:after="110" w:before="0" w:line="300"/>
       </w:pPr>
       <w:r>
         <w:rPr>
@@ -909,7 +904,7 @@
     </w:p>
     <w:p>
       <w:pPr>
-        <w:spacing w:after="170" w:before="0" w:line="330"/>
+        <w:spacing w:after="110" w:before="0" w:line="300"/>
       </w:pPr>
       <w:r>
         <w:rPr>
@@ -921,7 +916,7 @@
     </w:p>
     <w:p>
       <w:pPr>
-        <w:spacing w:after="170" w:before="0" w:line="330"/>
+        <w:spacing w:after="110" w:before="0" w:line="300"/>
       </w:pPr>
       <w:r>
         <w:rPr>
@@ -981,10 +976,10 @@
             <w:tcW w:type="dxa" w:w="9070"/>
             <w:shd w:fill="EDEBE6"/>
             <w:tcMar>
-              <w:top w:type="dxa" w:w="200"/>
-              <w:left w:type="dxa" w:w="240"/>
-              <w:bottom w:type="dxa" w:w="200"/>
-              <w:right w:type="dxa" w:w="220"/>
+              <w:top w:type="dxa" w:w="140"/>
+              <w:left w:type="dxa" w:w="220"/>
+              <w:bottom w:type="dxa" w:w="140"/>
+              <w:right w:type="dxa" w:w="200"/>
             </w:tcMar>
           </w:tcPr>
           <w:p>
@@ -1052,7 +1047,7 @@
     </w:tbl>
     <w:p>
       <w:pPr>
-        <w:spacing w:after="160" w:before="0" w:line="300"/>
+        <w:spacing w:after="100" w:before="0" w:line="300"/>
       </w:pPr>
       <w:r>
         <w:rPr>
@@ -1080,7 +1075,7 @@
       </w:tblGrid>
       <w:tr>
         <w:trPr>
-          <w:trHeight w:val="400" w:hRule="atLeast"/>
+          <w:trHeight w:val="340" w:hRule="atLeast"/>
         </w:trPr>
         <w:tc>
           <w:tcPr>
@@ -1139,7 +1134,7 @@
       </w:tr>
       <w:tr>
         <w:trPr>
-          <w:trHeight w:val="640" w:hRule="atLeast"/>
+          <w:trHeight w:val="560" w:hRule="atLeast"/>
         </w:trPr>
         <w:tc>
           <w:tcPr>
@@ -1196,7 +1191,7 @@
       </w:tr>
       <w:tr>
         <w:trPr>
-          <w:trHeight w:val="640" w:hRule="atLeast"/>
+          <w:trHeight w:val="560" w:hRule="atLeast"/>
         </w:trPr>
         <w:tc>
           <w:tcPr>
@@ -1253,7 +1248,7 @@
       </w:tr>
       <w:tr>
         <w:trPr>
-          <w:trHeight w:val="640" w:hRule="atLeast"/>
+          <w:trHeight w:val="560" w:hRule="atLeast"/>
         </w:trPr>
         <w:tc>
           <w:tcPr>
@@ -1311,7 +1306,7 @@
     </w:tbl>
     <w:p>
       <w:pPr>
-        <w:spacing w:after="180" w:before="0" w:line="300"/>
+        <w:spacing w:after="120" w:before="0" w:line="300"/>
       </w:pPr>
       <w:r>
         <w:rPr>
@@ -1371,10 +1366,10 @@
             <w:tcW w:type="dxa" w:w="9070"/>
             <w:shd w:fill="EDEBE6"/>
             <w:tcMar>
-              <w:top w:type="dxa" w:w="200"/>
-              <w:left w:type="dxa" w:w="240"/>
-              <w:bottom w:type="dxa" w:w="200"/>
-              <w:right w:type="dxa" w:w="220"/>
+              <w:top w:type="dxa" w:w="140"/>
+              <w:left w:type="dxa" w:w="220"/>
+              <w:bottom w:type="dxa" w:w="140"/>
+              <w:right w:type="dxa" w:w="200"/>
             </w:tcMar>
           </w:tcPr>
           <w:p>
@@ -1397,7 +1392,7 @@
     </w:tbl>
     <w:p>
       <w:pPr>
-        <w:spacing w:after="160" w:before="0" w:line="300"/>
+        <w:spacing w:after="100" w:before="0" w:line="300"/>
       </w:pPr>
       <w:r>
         <w:rPr>
@@ -1409,7 +1404,7 @@
     </w:p>
     <w:p>
       <w:pPr>
-        <w:spacing w:after="170" w:before="0" w:line="330"/>
+        <w:spacing w:after="110" w:before="0" w:line="300"/>
       </w:pPr>
       <w:r>
         <w:rPr>
@@ -1421,7 +1416,7 @@
     </w:p>
     <w:p>
       <w:pPr>
-        <w:spacing w:after="170" w:before="0" w:line="330"/>
+        <w:spacing w:after="110" w:before="0" w:line="300"/>
       </w:pPr>
       <w:r>
         <w:rPr>
@@ -1433,7 +1428,7 @@
     </w:p>
     <w:p>
       <w:pPr>
-        <w:spacing w:after="170" w:before="0" w:line="330"/>
+        <w:spacing w:after="110" w:before="0" w:line="300"/>
       </w:pPr>
       <w:r>
         <w:rPr>
@@ -1445,7 +1440,7 @@
     </w:p>
     <w:p>
       <w:pPr>
-        <w:spacing w:after="170" w:before="0" w:line="330"/>
+        <w:spacing w:after="110" w:before="0" w:line="300"/>
       </w:pPr>
       <w:r>
         <w:rPr>
@@ -1493,10 +1488,10 @@
             <w:tcW w:type="dxa" w:w="9070"/>
             <w:shd w:fill="EDEBE6"/>
             <w:tcMar>
-              <w:top w:type="dxa" w:w="200"/>
-              <w:left w:type="dxa" w:w="240"/>
-              <w:bottom w:type="dxa" w:w="200"/>
-              <w:right w:type="dxa" w:w="220"/>
+              <w:top w:type="dxa" w:w="140"/>
+              <w:left w:type="dxa" w:w="220"/>
+              <w:bottom w:type="dxa" w:w="140"/>
+              <w:right w:type="dxa" w:w="200"/>
             </w:tcMar>
           </w:tcPr>
           <w:p>
@@ -1516,7 +1511,7 @@
     </w:tbl>
     <w:p>
       <w:pPr>
-        <w:spacing w:after="160" w:before="0" w:line="300"/>
+        <w:spacing w:after="100" w:before="0" w:line="300"/>
       </w:pPr>
       <w:r>
         <w:rPr>
@@ -1528,7 +1523,7 @@
     </w:p>
     <w:p>
       <w:pPr>
-        <w:spacing w:after="170" w:before="0" w:line="330"/>
+        <w:spacing w:after="110" w:before="0" w:line="300"/>
       </w:pPr>
       <w:r>
         <w:rPr>
@@ -1540,7 +1535,7 @@
     </w:p>
     <w:p>
       <w:pPr>
-        <w:spacing w:after="170" w:before="0" w:line="330"/>
+        <w:spacing w:after="110" w:before="0" w:line="300"/>
       </w:pPr>
       <w:r>
         <w:rPr>
@@ -1588,10 +1583,10 @@
             <w:tcW w:type="dxa" w:w="9070"/>
             <w:shd w:fill="EDEBE6"/>
             <w:tcMar>
-              <w:top w:type="dxa" w:w="200"/>
-              <w:left w:type="dxa" w:w="240"/>
-              <w:bottom w:type="dxa" w:w="200"/>
-              <w:right w:type="dxa" w:w="220"/>
+              <w:top w:type="dxa" w:w="140"/>
+              <w:left w:type="dxa" w:w="220"/>
+              <w:bottom w:type="dxa" w:w="140"/>
+              <w:right w:type="dxa" w:w="200"/>
             </w:tcMar>
           </w:tcPr>
           <w:p>
@@ -1611,7 +1606,7 @@
     </w:tbl>
     <w:p>
       <w:pPr>
-        <w:spacing w:after="160" w:before="0" w:line="300"/>
+        <w:spacing w:after="100" w:before="0" w:line="300"/>
       </w:pPr>
       <w:r>
         <w:rPr>
@@ -1623,7 +1618,7 @@
     </w:p>
     <w:p>
       <w:pPr>
-        <w:spacing w:after="170" w:before="0" w:line="330"/>
+        <w:spacing w:after="110" w:before="0" w:line="300"/>
       </w:pPr>
       <w:r>
         <w:rPr>
@@ -1635,7 +1630,7 @@
     </w:p>
     <w:p>
       <w:pPr>
-        <w:spacing w:after="170" w:before="0" w:line="330"/>
+        <w:spacing w:after="110" w:before="0" w:line="300"/>
       </w:pPr>
       <w:r>
         <w:rPr>
@@ -1647,7 +1642,7 @@
     </w:p>
     <w:p>
       <w:pPr>
-        <w:spacing w:after="170" w:before="0" w:line="330"/>
+        <w:spacing w:after="110" w:before="0" w:line="300"/>
       </w:pPr>
       <w:r>
         <w:rPr>
@@ -1695,10 +1690,10 @@
             <w:tcW w:type="dxa" w:w="9070"/>
             <w:shd w:fill="EDEBE6"/>
             <w:tcMar>
-              <w:top w:type="dxa" w:w="200"/>
-              <w:left w:type="dxa" w:w="240"/>
-              <w:bottom w:type="dxa" w:w="200"/>
-              <w:right w:type="dxa" w:w="220"/>
+              <w:top w:type="dxa" w:w="140"/>
+              <w:left w:type="dxa" w:w="220"/>
+              <w:bottom w:type="dxa" w:w="140"/>
+              <w:right w:type="dxa" w:w="200"/>
             </w:tcMar>
           </w:tcPr>
           <w:p>
@@ -1734,7 +1729,7 @@
     </w:tbl>
     <w:p>
       <w:pPr>
-        <w:spacing w:after="160" w:before="0" w:line="300"/>
+        <w:spacing w:after="100" w:before="0" w:line="300"/>
       </w:pPr>
       <w:r>
         <w:rPr>
@@ -1746,7 +1741,7 @@
     </w:p>
     <w:p>
       <w:pPr>
-        <w:spacing w:after="170" w:before="0" w:line="330"/>
+        <w:spacing w:after="110" w:before="0" w:line="300"/>
       </w:pPr>
       <w:r>
         <w:rPr>
@@ -1758,7 +1753,7 @@
     </w:p>
     <w:p>
       <w:pPr>
-        <w:spacing w:after="170" w:before="0" w:line="330"/>
+        <w:spacing w:after="110" w:before="0" w:line="300"/>
       </w:pPr>
       <w:r>
         <w:rPr>
@@ -1770,7 +1765,7 @@
     </w:p>
     <w:p>
       <w:pPr>
-        <w:spacing w:after="170" w:before="0" w:line="330"/>
+        <w:spacing w:after="110" w:before="0" w:line="300"/>
       </w:pPr>
       <w:r>
         <w:rPr>
@@ -1782,7 +1777,7 @@
     </w:p>
     <w:p>
       <w:pPr>
-        <w:spacing w:after="170" w:before="0" w:line="330"/>
+        <w:spacing w:after="130" w:before="0" w:line="300"/>
       </w:pPr>
       <w:r>
         <w:rPr>
@@ -1794,7 +1789,7 @@
     </w:p>
     <w:p>
       <w:pPr>
-        <w:spacing w:after="170" w:before="0" w:line="330"/>
+        <w:spacing w:after="110" w:before="0" w:line="300"/>
       </w:pPr>
       <w:r>
         <w:rPr>
@@ -1806,7 +1801,7 @@
     </w:p>
     <w:p>
       <w:pPr>
-        <w:spacing w:after="170" w:before="0" w:line="330"/>
+        <w:spacing w:after="130" w:before="0" w:line="300"/>
       </w:pPr>
       <w:r>
         <w:rPr>
@@ -2470,7 +2465,7 @@
     </w:tbl>
     <w:p>
       <w:pPr>
-        <w:spacing w:after="170" w:before="0" w:line="330"/>
+        <w:spacing w:after="110" w:before="0" w:line="300"/>
       </w:pPr>
       <w:r>
         <w:rPr>
@@ -2482,7 +2477,7 @@
     </w:p>
     <w:p>
       <w:pPr>
-        <w:spacing w:after="170" w:before="0" w:line="330"/>
+        <w:spacing w:after="110" w:before="0" w:line="300"/>
       </w:pPr>
       <w:r>
         <w:rPr>
@@ -2494,7 +2489,7 @@
     </w:p>
     <w:p>
       <w:pPr>
-        <w:spacing w:after="170" w:before="0" w:line="330"/>
+        <w:spacing w:after="110" w:before="0" w:line="300"/>
       </w:pPr>
       <w:r>
         <w:rPr>
@@ -2554,10 +2549,10 @@
             <w:tcW w:type="dxa" w:w="9070"/>
             <w:shd w:fill="EDEBE6"/>
             <w:tcMar>
-              <w:top w:type="dxa" w:w="200"/>
-              <w:left w:type="dxa" w:w="240"/>
-              <w:bottom w:type="dxa" w:w="200"/>
-              <w:right w:type="dxa" w:w="220"/>
+              <w:top w:type="dxa" w:w="140"/>
+              <w:left w:type="dxa" w:w="220"/>
+              <w:bottom w:type="dxa" w:w="140"/>
+              <w:right w:type="dxa" w:w="200"/>
             </w:tcMar>
           </w:tcPr>
           <w:p>
@@ -2613,7 +2608,7 @@
     </w:tbl>
     <w:p>
       <w:pPr>
-        <w:spacing w:after="160" w:before="0" w:line="300"/>
+        <w:spacing w:after="100" w:before="0" w:line="300"/>
       </w:pPr>
       <w:r>
         <w:rPr>
@@ -2625,7 +2620,7 @@
     </w:p>
     <w:p>
       <w:pPr>
-        <w:spacing w:after="170" w:before="0" w:line="330"/>
+        <w:spacing w:after="110" w:before="0" w:line="300"/>
       </w:pPr>
       <w:r>
         <w:rPr>
@@ -2637,7 +2632,7 @@
     </w:p>
     <w:p>
       <w:pPr>
-        <w:spacing w:after="170" w:before="0" w:line="330"/>
+        <w:spacing w:after="130" w:before="0" w:line="300"/>
       </w:pPr>
       <w:r>
         <w:rPr>
@@ -2649,7 +2644,7 @@
     </w:p>
     <w:p>
       <w:pPr>
-        <w:spacing w:after="170" w:before="0" w:line="330"/>
+        <w:spacing w:after="130" w:before="0" w:line="300"/>
       </w:pPr>
       <w:r>
         <w:rPr>
@@ -2661,7 +2656,7 @@
     </w:p>
     <w:p>
       <w:pPr>
-        <w:spacing w:after="170" w:before="0" w:line="330"/>
+        <w:spacing w:after="130" w:before="0" w:line="300"/>
       </w:pPr>
       <w:r>
         <w:rPr>
@@ -2673,7 +2668,7 @@
     </w:p>
     <w:p>
       <w:pPr>
-        <w:spacing w:after="170" w:before="0" w:line="330"/>
+        <w:spacing w:after="130" w:before="0" w:line="300"/>
       </w:pPr>
       <w:r>
         <w:rPr>
@@ -2685,7 +2680,7 @@
     </w:p>
     <w:p>
       <w:pPr>
-        <w:spacing w:after="170" w:before="0" w:line="330"/>
+        <w:spacing w:after="110" w:before="0" w:line="300"/>
       </w:pPr>
       <w:r>
         <w:rPr>
@@ -2697,7 +2692,7 @@
     </w:p>
     <w:p>
       <w:pPr>
-        <w:spacing w:after="170" w:before="0" w:line="330"/>
+        <w:spacing w:after="110" w:before="0" w:line="300"/>
       </w:pPr>
       <w:r>
         <w:rPr>
@@ -2812,7 +2807,7 @@
     </w:tbl>
     <w:p>
       <w:pPr>
-        <w:spacing w:after="160" w:before="0" w:line="300"/>
+        <w:spacing w:after="100" w:before="0" w:line="300"/>
       </w:pPr>
       <w:r>
         <w:rPr>
@@ -2872,10 +2867,10 @@
             <w:tcW w:type="dxa" w:w="9070"/>
             <w:shd w:fill="EDEBE6"/>
             <w:tcMar>
-              <w:top w:type="dxa" w:w="200"/>
-              <w:left w:type="dxa" w:w="240"/>
-              <w:bottom w:type="dxa" w:w="200"/>
-              <w:right w:type="dxa" w:w="220"/>
+              <w:top w:type="dxa" w:w="140"/>
+              <w:left w:type="dxa" w:w="220"/>
+              <w:bottom w:type="dxa" w:w="140"/>
+              <w:right w:type="dxa" w:w="200"/>
             </w:tcMar>
           </w:tcPr>
           <w:p>
@@ -2907,7 +2902,7 @@
     </w:tbl>
     <w:p>
       <w:pPr>
-        <w:spacing w:after="160" w:before="0" w:line="300"/>
+        <w:spacing w:after="100" w:before="0" w:line="300"/>
       </w:pPr>
       <w:r>
         <w:rPr>
@@ -2977,7 +2972,7 @@
     </w:tbl>
     <w:p>
       <w:pPr>
-        <w:spacing w:after="160" w:before="0" w:line="300"/>
+        <w:spacing w:after="100" w:before="0" w:line="300"/>
       </w:pPr>
       <w:r>
         <w:rPr>
@@ -3022,7 +3017,7 @@
       </w:tblGrid>
       <w:tr>
         <w:trPr>
-          <w:trHeight w:val="400" w:hRule="atLeast"/>
+          <w:trHeight w:val="340" w:hRule="atLeast"/>
         </w:trPr>
         <w:tc>
           <w:tcPr>
@@ -3081,7 +3076,7 @@
       </w:tr>
       <w:tr>
         <w:trPr>
-          <w:trHeight w:val="640" w:hRule="atLeast"/>
+          <w:trHeight w:val="560" w:hRule="atLeast"/>
         </w:trPr>
         <w:tc>
           <w:tcPr>
@@ -3138,7 +3133,7 @@
       </w:tr>
       <w:tr>
         <w:trPr>
-          <w:trHeight w:val="640" w:hRule="atLeast"/>
+          <w:trHeight w:val="560" w:hRule="atLeast"/>
         </w:trPr>
         <w:tc>
           <w:tcPr>
@@ -3195,7 +3190,7 @@
       </w:tr>
       <w:tr>
         <w:trPr>
-          <w:trHeight w:val="640" w:hRule="atLeast"/>
+          <w:trHeight w:val="560" w:hRule="atLeast"/>
         </w:trPr>
         <w:tc>
           <w:tcPr>
@@ -3252,7 +3247,7 @@
       </w:tr>
       <w:tr>
         <w:trPr>
-          <w:trHeight w:val="640" w:hRule="atLeast"/>
+          <w:trHeight w:val="560" w:hRule="atLeast"/>
         </w:trPr>
         <w:tc>
           <w:tcPr>
@@ -3309,7 +3304,7 @@
       </w:tr>
       <w:tr>
         <w:trPr>
-          <w:trHeight w:val="640" w:hRule="atLeast"/>
+          <w:trHeight w:val="560" w:hRule="atLeast"/>
         </w:trPr>
         <w:tc>
           <w:tcPr>
@@ -3366,7 +3361,7 @@
       </w:tr>
       <w:tr>
         <w:trPr>
-          <w:trHeight w:val="640" w:hRule="atLeast"/>
+          <w:trHeight w:val="560" w:hRule="atLeast"/>
         </w:trPr>
         <w:tc>
           <w:tcPr>
@@ -3423,7 +3418,7 @@
       </w:tr>
       <w:tr>
         <w:trPr>
-          <w:trHeight w:val="640" w:hRule="atLeast"/>
+          <w:trHeight w:val="560" w:hRule="atLeast"/>
         </w:trPr>
         <w:tc>
           <w:tcPr>
@@ -3481,7 +3476,7 @@
     </w:tbl>
     <w:p>
       <w:pPr>
-        <w:spacing w:after="180" w:before="0" w:line="300"/>
+        <w:spacing w:after="120" w:before="0" w:line="300"/>
       </w:pPr>
       <w:r>
         <w:rPr>
@@ -3541,10 +3536,10 @@
             <w:tcW w:type="dxa" w:w="9070"/>
             <w:shd w:fill="EDEBE6"/>
             <w:tcMar>
-              <w:top w:type="dxa" w:w="200"/>
-              <w:left w:type="dxa" w:w="240"/>
-              <w:bottom w:type="dxa" w:w="200"/>
-              <w:right w:type="dxa" w:w="220"/>
+              <w:top w:type="dxa" w:w="140"/>
+              <w:left w:type="dxa" w:w="220"/>
+              <w:bottom w:type="dxa" w:w="140"/>
+              <w:right w:type="dxa" w:w="200"/>
             </w:tcMar>
           </w:tcPr>
           <w:p>
@@ -3564,7 +3559,7 @@
     </w:tbl>
     <w:p>
       <w:pPr>
-        <w:spacing w:after="160" w:before="0" w:line="300"/>
+        <w:spacing w:after="100" w:before="0" w:line="300"/>
       </w:pPr>
       <w:r>
         <w:rPr>
@@ -3709,7 +3704,7 @@
     </w:tbl>
     <w:p>
       <w:pPr>
-        <w:spacing w:after="160" w:before="0" w:line="300"/>
+        <w:spacing w:after="100" w:before="0" w:line="300"/>
       </w:pPr>
       <w:r>
         <w:rPr>
@@ -3904,7 +3899,7 @@
     </w:tbl>
     <w:p>
       <w:pPr>
-        <w:spacing w:after="160" w:before="0" w:line="300"/>
+        <w:spacing w:after="100" w:before="0" w:line="300"/>
       </w:pPr>
       <w:r>
         <w:rPr>
@@ -4162,52 +4157,10 @@
           </w:p>
         </w:tc>
       </w:tr>
-      <w:tr>
-        <w:trPr>
-          <w:trHeight w:val="460" w:hRule="atLeast"/>
-        </w:trPr>
-        <w:tc>
-          <w:tcPr>
-            <w:tcW w:type="dxa" w:w="9070"/>
-            <w:tcMar>
-              <w:top w:type="dxa" w:w="40"/>
-              <w:left w:type="dxa" w:w="140"/>
-              <w:bottom w:type="dxa" w:w="40"/>
-              <w:right w:type="dxa" w:w="140"/>
-            </w:tcMar>
-          </w:tcPr>
-          <w:p>
-            <w:pPr>
-              <w:spacing w:after="0"/>
-            </w:pPr>
-          </w:p>
-        </w:tc>
-      </w:tr>
-      <w:tr>
-        <w:trPr>
-          <w:trHeight w:val="460" w:hRule="atLeast"/>
-        </w:trPr>
-        <w:tc>
-          <w:tcPr>
-            <w:tcW w:type="dxa" w:w="9070"/>
-            <w:tcMar>
-              <w:top w:type="dxa" w:w="40"/>
-              <w:left w:type="dxa" w:w="140"/>
-              <w:bottom w:type="dxa" w:w="40"/>
-              <w:right w:type="dxa" w:w="140"/>
-            </w:tcMar>
-          </w:tcPr>
-          <w:p>
-            <w:pPr>
-              <w:spacing w:after="0"/>
-            </w:pPr>
-          </w:p>
-        </w:tc>
-      </w:tr>
     </w:tbl>
     <w:p>
       <w:pPr>
-        <w:spacing w:after="160" w:before="0" w:line="300"/>
+        <w:spacing w:after="100" w:before="0" w:line="300"/>
       </w:pPr>
       <w:r>
         <w:rPr>
@@ -4217,603 +4170,6 @@
         <w:t xml:space="preserve"/>
       </w:r>
     </w:p>
-    <w:p>
-      <w:pPr>
-        <w:pBdr>
-          <w:bottom w:val="single" w:color="B9B3A6" w:sz="4"/>
-        </w:pBdr>
-        <w:spacing w:after="180" w:before="60"/>
-      </w:pPr>
-    </w:p>
-    <w:p>
-      <w:pPr>
-        <w:pStyle w:val="Heading1"/>
-        <w:keepNext/>
-        <w:spacing w:after="140" w:before="320"/>
-      </w:pPr>
-      <w:r>
-        <w:rPr>
-          <w:b/>
-          <w:bCs/>
-          <w:color w:val="1F3A5F"/>
-          <w:sz w:val="36"/>
-          <w:szCs w:val="36"/>
-        </w:rPr>
-        <w:t xml:space="preserve">PART 3 — SPEAKING</w:t>
-      </w:r>
-    </w:p>
-    <w:p>
-      <w:pPr>
-        <w:spacing w:after="140" w:before="0" w:line="320"/>
-      </w:pPr>
-      <w:r>
-        <w:rPr>
-          <w:sz w:val="24"/>
-          <w:szCs w:val="24"/>
-        </w:rPr>
-        <w:t xml:space="preserve">Optional. Six minutes, one learner at a time, in a quiet corner. Same-gender pairing where it matters. The learner may pass on anything.</w:t>
-      </w:r>
-    </w:p>
-    <w:tbl>
-      <w:tblPr>
-        <w:tblW w:type="pct" w:w="100%"/>
-        <w:tblBorders>
-          <w:top w:val="single" w:color="B9B3A6" w:sz="2"/>
-          <w:left w:val="single" w:color="B9B3A6" w:sz="2"/>
-          <w:bottom w:val="single" w:color="B9B3A6" w:sz="2"/>
-          <w:right w:val="single" w:color="B9B3A6" w:sz="2"/>
-          <w:insideH w:val="single" w:color="B9B3A6" w:sz="2"/>
-          <w:insideV w:val="single" w:color="B9B3A6" w:sz="2"/>
-        </w:tblBorders>
-      </w:tblPr>
-      <w:tblGrid>
-        <w:gridCol w:w="3023"/>
-        <w:gridCol w:w="3023"/>
-        <w:gridCol w:w="3023"/>
-      </w:tblGrid>
-      <w:tr>
-        <w:tc>
-          <w:tcPr>
-            <w:tcW w:type="dxa" w:w="3023"/>
-            <w:tcMar>
-              <w:top w:type="dxa" w:w="70"/>
-              <w:left w:type="dxa" w:w="120"/>
-              <w:bottom w:type="dxa" w:w="70"/>
-              <w:right w:type="dxa" w:w="120"/>
-            </w:tcMar>
-          </w:tcPr>
-          <w:p>
-            <w:pPr>
-              <w:spacing w:line="260"/>
-            </w:pPr>
-            <w:r>
-              <w:rPr>
-                <w:b/>
-                <w:bCs/>
-                <w:color w:val="1F3A5F"/>
-                <w:sz w:val="19"/>
-                <w:szCs w:val="19"/>
-              </w:rPr>
-              <w:t xml:space="preserve"/>
-            </w:r>
-          </w:p>
-        </w:tc>
-        <w:tc>
-          <w:tcPr>
-            <w:tcW w:type="dxa" w:w="3023"/>
-            <w:tcMar>
-              <w:top w:type="dxa" w:w="70"/>
-              <w:left w:type="dxa" w:w="120"/>
-              <w:bottom w:type="dxa" w:w="70"/>
-              <w:right w:type="dxa" w:w="120"/>
-            </w:tcMar>
-          </w:tcPr>
-          <w:p>
-            <w:pPr>
-              <w:spacing w:line="260"/>
-            </w:pPr>
-            <w:r>
-              <w:rPr>
-                <w:b/>
-                <w:bCs/>
-                <w:color w:val="1F3A5F"/>
-                <w:sz w:val="19"/>
-                <w:szCs w:val="19"/>
-              </w:rPr>
-              <w:t xml:space="preserve">What you say</w:t>
-            </w:r>
-          </w:p>
-        </w:tc>
-        <w:tc>
-          <w:tcPr>
-            <w:tcW w:type="dxa" w:w="3023"/>
-            <w:tcMar>
-              <w:top w:type="dxa" w:w="70"/>
-              <w:left w:type="dxa" w:w="120"/>
-              <w:bottom w:type="dxa" w:w="70"/>
-              <w:right w:type="dxa" w:w="120"/>
-            </w:tcMar>
-          </w:tcPr>
-          <w:p>
-            <w:pPr>
-              <w:spacing w:line="260"/>
-            </w:pPr>
-            <w:r>
-              <w:rPr>
-                <w:b/>
-                <w:bCs/>
-                <w:color w:val="1F3A5F"/>
-                <w:sz w:val="19"/>
-                <w:szCs w:val="19"/>
-              </w:rPr>
-              <w:t xml:space="preserve">Time</w:t>
-            </w:r>
-          </w:p>
-        </w:tc>
-      </w:tr>
-      <w:tr>
-        <w:tc>
-          <w:tcPr>
-            <w:tcW w:type="dxa" w:w="3023"/>
-            <w:tcMar>
-              <w:top w:type="dxa" w:w="70"/>
-              <w:left w:type="dxa" w:w="120"/>
-              <w:bottom w:type="dxa" w:w="70"/>
-              <w:right w:type="dxa" w:w="120"/>
-            </w:tcMar>
-          </w:tcPr>
-          <w:p>
-            <w:pPr>
-              <w:spacing w:line="260"/>
-            </w:pPr>
-            <w:r>
-              <w:rPr>
-                <w:b w:val="false"/>
-                <w:bCs w:val="false"/>
-                <w:sz w:val="19"/>
-                <w:szCs w:val="19"/>
-              </w:rPr>
-              <w:t xml:space="preserve">Warm-up (not scored)</w:t>
-            </w:r>
-          </w:p>
-        </w:tc>
-        <w:tc>
-          <w:tcPr>
-            <w:tcW w:type="dxa" w:w="3023"/>
-            <w:tcMar>
-              <w:top w:type="dxa" w:w="70"/>
-              <w:left w:type="dxa" w:w="120"/>
-              <w:bottom w:type="dxa" w:w="70"/>
-              <w:right w:type="dxa" w:w="120"/>
-            </w:tcMar>
-          </w:tcPr>
-          <w:p>
-            <w:pPr>
-              <w:spacing w:line="260"/>
-            </w:pPr>
-            <w:r>
-              <w:rPr>
-                <w:b w:val="false"/>
-                <w:bCs w:val="false"/>
-                <w:sz w:val="19"/>
-                <w:szCs w:val="19"/>
-              </w:rPr>
-              <w:t xml:space="preserve">"Hello. My name is _. What is your name?"</w:t>
-            </w:r>
-          </w:p>
-        </w:tc>
-        <w:tc>
-          <w:tcPr>
-            <w:tcW w:type="dxa" w:w="3023"/>
-            <w:tcMar>
-              <w:top w:type="dxa" w:w="70"/>
-              <w:left w:type="dxa" w:w="120"/>
-              <w:bottom w:type="dxa" w:w="70"/>
-              <w:right w:type="dxa" w:w="120"/>
-            </w:tcMar>
-          </w:tcPr>
-          <w:p>
-            <w:pPr>
-              <w:spacing w:line="260"/>
-            </w:pPr>
-            <w:r>
-              <w:rPr>
-                <w:b w:val="false"/>
-                <w:bCs w:val="false"/>
-                <w:sz w:val="19"/>
-                <w:szCs w:val="19"/>
-              </w:rPr>
-              <w:t xml:space="preserve">30s</w:t>
-            </w:r>
-          </w:p>
-        </w:tc>
-      </w:tr>
-      <w:tr>
-        <w:tc>
-          <w:tcPr>
-            <w:tcW w:type="dxa" w:w="3023"/>
-            <w:tcMar>
-              <w:top w:type="dxa" w:w="70"/>
-              <w:left w:type="dxa" w:w="120"/>
-              <w:bottom w:type="dxa" w:w="70"/>
-              <w:right w:type="dxa" w:w="120"/>
-            </w:tcMar>
-          </w:tcPr>
-          <w:p>
-            <w:pPr>
-              <w:spacing w:line="260"/>
-            </w:pPr>
-            <w:r>
-              <w:rPr>
-                <w:b w:val="false"/>
-                <w:bCs w:val="false"/>
-                <w:sz w:val="19"/>
-                <w:szCs w:val="19"/>
-              </w:rPr>
-              <w:t xml:space="preserve">1. About you</w:t>
-            </w:r>
-          </w:p>
-        </w:tc>
-        <w:tc>
-          <w:tcPr>
-            <w:tcW w:type="dxa" w:w="3023"/>
-            <w:tcMar>
-              <w:top w:type="dxa" w:w="70"/>
-              <w:left w:type="dxa" w:w="120"/>
-              <w:bottom w:type="dxa" w:w="70"/>
-              <w:right w:type="dxa" w:w="120"/>
-            </w:tcMar>
-          </w:tcPr>
-          <w:p>
-            <w:pPr>
-              <w:spacing w:line="260"/>
-            </w:pPr>
-            <w:r>
-              <w:rPr>
-                <w:b w:val="false"/>
-                <w:bCs w:val="false"/>
-                <w:sz w:val="19"/>
-                <w:szCs w:val="19"/>
-              </w:rPr>
-              <w:t xml:space="preserve">your name · your age, or how long you have been here · who you live with. Do not ask where they are from.</w:t>
-            </w:r>
-          </w:p>
-        </w:tc>
-        <w:tc>
-          <w:tcPr>
-            <w:tcW w:type="dxa" w:w="3023"/>
-            <w:tcMar>
-              <w:top w:type="dxa" w:w="70"/>
-              <w:left w:type="dxa" w:w="120"/>
-              <w:bottom w:type="dxa" w:w="70"/>
-              <w:right w:type="dxa" w:w="120"/>
-            </w:tcMar>
-          </w:tcPr>
-          <w:p>
-            <w:pPr>
-              <w:spacing w:line="260"/>
-            </w:pPr>
-            <w:r>
-              <w:rPr>
-                <w:b w:val="false"/>
-                <w:bCs w:val="false"/>
-                <w:sz w:val="19"/>
-                <w:szCs w:val="19"/>
-              </w:rPr>
-              <w:t xml:space="preserve">90s</w:t>
-            </w:r>
-          </w:p>
-        </w:tc>
-      </w:tr>
-      <w:tr>
-        <w:tc>
-          <w:tcPr>
-            <w:tcW w:type="dxa" w:w="3023"/>
-            <w:tcMar>
-              <w:top w:type="dxa" w:w="70"/>
-              <w:left w:type="dxa" w:w="120"/>
-              <w:bottom w:type="dxa" w:w="70"/>
-              <w:right w:type="dxa" w:w="120"/>
-            </w:tcMar>
-          </w:tcPr>
-          <w:p>
-            <w:pPr>
-              <w:spacing w:line="260"/>
-            </w:pPr>
-            <w:r>
-              <w:rPr>
-                <w:b w:val="false"/>
-                <w:bCs w:val="false"/>
-                <w:sz w:val="19"/>
-                <w:szCs w:val="19"/>
-              </w:rPr>
-              <w:t xml:space="preserve">2. This place</w:t>
-            </w:r>
-          </w:p>
-        </w:tc>
-        <w:tc>
-          <w:tcPr>
-            <w:tcW w:type="dxa" w:w="3023"/>
-            <w:tcMar>
-              <w:top w:type="dxa" w:w="70"/>
-              <w:left w:type="dxa" w:w="120"/>
-              <w:bottom w:type="dxa" w:w="70"/>
-              <w:right w:type="dxa" w:w="120"/>
-            </w:tcMar>
-          </w:tcPr>
-          <w:p>
-            <w:pPr>
-              <w:spacing w:line="260"/>
-            </w:pPr>
-            <w:r>
-              <w:rPr>
-                <w:b w:val="false"/>
-                <w:bCs w:val="false"/>
-                <w:sz w:val="19"/>
-                <w:szCs w:val="19"/>
-              </w:rPr>
-              <w:t xml:space="preserve">"Tell me about this place. What can you see here?"</w:t>
-            </w:r>
-          </w:p>
-        </w:tc>
-        <w:tc>
-          <w:tcPr>
-            <w:tcW w:type="dxa" w:w="3023"/>
-            <w:tcMar>
-              <w:top w:type="dxa" w:w="70"/>
-              <w:left w:type="dxa" w:w="120"/>
-              <w:bottom w:type="dxa" w:w="70"/>
-              <w:right w:type="dxa" w:w="120"/>
-            </w:tcMar>
-          </w:tcPr>
-          <w:p>
-            <w:pPr>
-              <w:spacing w:line="260"/>
-            </w:pPr>
-            <w:r>
-              <w:rPr>
-                <w:b w:val="false"/>
-                <w:bCs w:val="false"/>
-                <w:sz w:val="19"/>
-                <w:szCs w:val="19"/>
-              </w:rPr>
-              <w:t xml:space="preserve">90s</w:t>
-            </w:r>
-          </w:p>
-        </w:tc>
-      </w:tr>
-      <w:tr>
-        <w:tc>
-          <w:tcPr>
-            <w:tcW w:type="dxa" w:w="3023"/>
-            <w:tcMar>
-              <w:top w:type="dxa" w:w="70"/>
-              <w:left w:type="dxa" w:w="120"/>
-              <w:bottom w:type="dxa" w:w="70"/>
-              <w:right w:type="dxa" w:w="120"/>
-            </w:tcMar>
-          </w:tcPr>
-          <w:p>
-            <w:pPr>
-              <w:spacing w:line="260"/>
-            </w:pPr>
-            <w:r>
-              <w:rPr>
-                <w:b w:val="false"/>
-                <w:bCs w:val="false"/>
-                <w:sz w:val="19"/>
-                <w:szCs w:val="19"/>
-              </w:rPr>
-              <w:t xml:space="preserve">3. Questions</w:t>
-            </w:r>
-          </w:p>
-        </w:tc>
-        <w:tc>
-          <w:tcPr>
-            <w:tcW w:type="dxa" w:w="3023"/>
-            <w:tcMar>
-              <w:top w:type="dxa" w:w="70"/>
-              <w:left w:type="dxa" w:w="120"/>
-              <w:bottom w:type="dxa" w:w="70"/>
-              <w:right w:type="dxa" w:w="120"/>
-            </w:tcMar>
-          </w:tcPr>
-          <w:p>
-            <w:pPr>
-              <w:spacing w:line="260"/>
-            </w:pPr>
-            <w:r>
-              <w:rPr>
-                <w:b w:val="false"/>
-                <w:bCs w:val="false"/>
-                <w:sz w:val="19"/>
-                <w:szCs w:val="19"/>
-              </w:rPr>
-              <w:t xml:space="preserve">"What do you do in the evening?" · "What food do you like?" · "Tell me about your friend."</w:t>
-            </w:r>
-          </w:p>
-        </w:tc>
-        <w:tc>
-          <w:tcPr>
-            <w:tcW w:type="dxa" w:w="3023"/>
-            <w:tcMar>
-              <w:top w:type="dxa" w:w="70"/>
-              <w:left w:type="dxa" w:w="120"/>
-              <w:bottom w:type="dxa" w:w="70"/>
-              <w:right w:type="dxa" w:w="120"/>
-            </w:tcMar>
-          </w:tcPr>
-          <w:p>
-            <w:pPr>
-              <w:spacing w:line="260"/>
-            </w:pPr>
-            <w:r>
-              <w:rPr>
-                <w:b w:val="false"/>
-                <w:bCs w:val="false"/>
-                <w:sz w:val="19"/>
-                <w:szCs w:val="19"/>
-              </w:rPr>
-              <w:t xml:space="preserve">90s</w:t>
-            </w:r>
-          </w:p>
-        </w:tc>
-      </w:tr>
-      <w:tr>
-        <w:tc>
-          <w:tcPr>
-            <w:tcW w:type="dxa" w:w="3023"/>
-            <w:tcMar>
-              <w:top w:type="dxa" w:w="70"/>
-              <w:left w:type="dxa" w:w="120"/>
-              <w:bottom w:type="dxa" w:w="70"/>
-              <w:right w:type="dxa" w:w="120"/>
-            </w:tcMar>
-          </w:tcPr>
-          <w:p>
-            <w:pPr>
-              <w:spacing w:line="260"/>
-            </w:pPr>
-            <w:r>
-              <w:rPr>
-                <w:b w:val="false"/>
-                <w:bCs w:val="false"/>
-                <w:sz w:val="19"/>
-                <w:szCs w:val="19"/>
-              </w:rPr>
-              <w:t xml:space="preserve">4. Tell me more (only if 3 was easy)</w:t>
-            </w:r>
-          </w:p>
-        </w:tc>
-        <w:tc>
-          <w:tcPr>
-            <w:tcW w:type="dxa" w:w="3023"/>
-            <w:tcMar>
-              <w:top w:type="dxa" w:w="70"/>
-              <w:left w:type="dxa" w:w="120"/>
-              <w:bottom w:type="dxa" w:w="70"/>
-              <w:right w:type="dxa" w:w="120"/>
-            </w:tcMar>
-          </w:tcPr>
-          <w:p>
-            <w:pPr>
-              <w:spacing w:line="260"/>
-            </w:pPr>
-            <w:r>
-              <w:rPr>
-                <w:b w:val="false"/>
-                <w:bCs w:val="false"/>
-                <w:sz w:val="19"/>
-                <w:szCs w:val="19"/>
-              </w:rPr>
-              <w:t xml:space="preserve">"Tell me about something you would like to learn." Then once: "Why?"</w:t>
-            </w:r>
-          </w:p>
-        </w:tc>
-        <w:tc>
-          <w:tcPr>
-            <w:tcW w:type="dxa" w:w="3023"/>
-            <w:tcMar>
-              <w:top w:type="dxa" w:w="70"/>
-              <w:left w:type="dxa" w:w="120"/>
-              <w:bottom w:type="dxa" w:w="70"/>
-              <w:right w:type="dxa" w:w="120"/>
-            </w:tcMar>
-          </w:tcPr>
-          <w:p>
-            <w:pPr>
-              <w:spacing w:line="260"/>
-            </w:pPr>
-            <w:r>
-              <w:rPr>
-                <w:b w:val="false"/>
-                <w:bCs w:val="false"/>
-                <w:sz w:val="19"/>
-                <w:szCs w:val="19"/>
-              </w:rPr>
-              <w:t xml:space="preserve">60s</w:t>
-            </w:r>
-          </w:p>
-        </w:tc>
-      </w:tr>
-      <w:tr>
-        <w:tc>
-          <w:tcPr>
-            <w:tcW w:type="dxa" w:w="3023"/>
-            <w:tcMar>
-              <w:top w:type="dxa" w:w="70"/>
-              <w:left w:type="dxa" w:w="120"/>
-              <w:bottom w:type="dxa" w:w="70"/>
-              <w:right w:type="dxa" w:w="120"/>
-            </w:tcMar>
-          </w:tcPr>
-          <w:p>
-            <w:pPr>
-              <w:spacing w:line="260"/>
-            </w:pPr>
-            <w:r>
-              <w:rPr>
-                <w:b w:val="false"/>
-                <w:bCs w:val="false"/>
-                <w:sz w:val="19"/>
-                <w:szCs w:val="19"/>
-              </w:rPr>
-              <w:t xml:space="preserve">5. Close (not scored)</w:t>
-            </w:r>
-          </w:p>
-        </w:tc>
-        <w:tc>
-          <w:tcPr>
-            <w:tcW w:type="dxa" w:w="3023"/>
-            <w:tcMar>
-              <w:top w:type="dxa" w:w="70"/>
-              <w:left w:type="dxa" w:w="120"/>
-              <w:bottom w:type="dxa" w:w="70"/>
-              <w:right w:type="dxa" w:w="120"/>
-            </w:tcMar>
-          </w:tcPr>
-          <w:p>
-            <w:pPr>
-              <w:spacing w:line="260"/>
-            </w:pPr>
-            <w:r>
-              <w:rPr>
-                <w:b w:val="false"/>
-                <w:bCs w:val="false"/>
-                <w:sz w:val="19"/>
-                <w:szCs w:val="19"/>
-              </w:rPr>
-              <w:t xml:space="preserve">"Thank you. You spoke English with me today."</w:t>
-            </w:r>
-          </w:p>
-        </w:tc>
-        <w:tc>
-          <w:tcPr>
-            <w:tcW w:type="dxa" w:w="3023"/>
-            <w:tcMar>
-              <w:top w:type="dxa" w:w="70"/>
-              <w:left w:type="dxa" w:w="120"/>
-              <w:bottom w:type="dxa" w:w="70"/>
-              <w:right w:type="dxa" w:w="120"/>
-            </w:tcMar>
-          </w:tcPr>
-          <w:p>
-            <w:pPr>
-              <w:spacing w:line="260"/>
-            </w:pPr>
-            <w:r>
-              <w:rPr>
-                <w:b w:val="false"/>
-                <w:bCs w:val="false"/>
-                <w:sz w:val="19"/>
-                <w:szCs w:val="19"/>
-              </w:rPr>
-              <w:t xml:space="preserve">15s</w:t>
-            </w:r>
-          </w:p>
-        </w:tc>
-      </w:tr>
-    </w:tbl>
     <w:p>
       <w:pPr>
         <w:pBdr>
